--- a/MILO-User-Guide.docx
+++ b/MILO-User-Guide.docx
@@ -475,17 +475,11 @@
     </w:p>
     <w:p>
       <w:pPr>
-        <w:rPr>
-          <w:b/>
-          <w:bCs/>
-        </w:rPr>
-      </w:pPr>
-      <w:r>
-        <w:rPr>
-          <w:b/>
-          <w:bCs/>
-        </w:rPr>
-        <w:t>Hardware:</w:t>
+        <w:pStyle w:val="ListParagraph"/>
+        <w:ind w:left="0"/>
+      </w:pPr>
+      <w:r>
+        <w:t>There is just one MILO hardware platform. All support for various devices (listed below) will just be a firmware change (and possibly configuration files), that can be done from the MILO Portal website.</w:t>
       </w:r>
     </w:p>
     <w:p>
@@ -493,49 +487,18 @@
         <w:pStyle w:val="ListParagraph"/>
         <w:numPr>
           <w:ilvl w:val="0"/>
-          <w:numId w:val="3"/>
+          <w:numId w:val="22"/>
         </w:numPr>
-        <w:rPr>
-          <w:b/>
-          <w:bCs/>
-        </w:rPr>
-      </w:pPr>
-      <w:r>
-        <w:rPr>
-          <w:b/>
-          <w:bCs/>
-        </w:rPr>
-        <w:t xml:space="preserve">ESP32 </w:t>
-      </w:r>
-      <w:r>
-        <w:rPr>
-          <w:b/>
-          <w:bCs/>
-        </w:rPr>
-        <w:t>micro controller</w:t>
-      </w:r>
-      <w:r>
-        <w:rPr>
-          <w:b/>
-          <w:bCs/>
-        </w:rPr>
-        <w:t xml:space="preserve"> (processor, memory, </w:t>
-      </w:r>
-      <w:proofErr w:type="spellStart"/>
-      <w:r>
-        <w:rPr>
-          <w:b/>
-          <w:bCs/>
-        </w:rPr>
-        <w:t>wifi</w:t>
-      </w:r>
-      <w:proofErr w:type="spellEnd"/>
-      <w:r>
-        <w:rPr>
-          <w:b/>
-          <w:bCs/>
-        </w:rPr>
-        <w:t>, Bluetooth)</w:t>
+      </w:pPr>
+      <w:r>
+        <w:rPr>
+          <w:b/>
+          <w:bCs/>
+        </w:rPr>
+        <w:t>Katana Go</w:t>
+      </w:r>
+      <w:r>
+        <w:t xml:space="preserve"> (Bass and Guitar) - complete</w:t>
       </w:r>
     </w:p>
     <w:p>
@@ -543,7 +506,7 @@
         <w:pStyle w:val="ListParagraph"/>
         <w:numPr>
           <w:ilvl w:val="0"/>
-          <w:numId w:val="3"/>
+          <w:numId w:val="22"/>
         </w:numPr>
       </w:pPr>
       <w:r>
@@ -551,25 +514,18 @@
           <w:b/>
           <w:bCs/>
         </w:rPr>
-        <w:t>4” capacitive touch display</w:t>
-      </w:r>
-      <w:r>
-        <w:t xml:space="preserve"> (programmable </w:t>
-      </w:r>
-      <w:r>
-        <w:t xml:space="preserve">with touch </w:t>
-      </w:r>
-      <w:r>
-        <w:t>or online</w:t>
-      </w:r>
-      <w:r>
-        <w:t xml:space="preserve"> (</w:t>
-      </w:r>
-      <w:r>
-        <w:t>for MIDI pedal only currently</w:t>
-      </w:r>
-      <w:r>
-        <w:t>).</w:t>
+        <w:t>Katana Gen3 50 &amp; 100</w:t>
+      </w:r>
+      <w:r>
+        <w:t xml:space="preserve"> – </w:t>
+      </w:r>
+      <w:r>
+        <w:rPr>
+          <w:i/>
+          <w:iCs/>
+          <w:color w:val="BF4E14" w:themeColor="accent2" w:themeShade="BF"/>
+        </w:rPr>
+        <w:t>in progress</w:t>
       </w:r>
     </w:p>
     <w:p>
@@ -577,7 +533,7 @@
         <w:pStyle w:val="ListParagraph"/>
         <w:numPr>
           <w:ilvl w:val="0"/>
-          <w:numId w:val="3"/>
+          <w:numId w:val="22"/>
         </w:numPr>
       </w:pPr>
       <w:r>
@@ -585,7 +541,18 @@
           <w:b/>
           <w:bCs/>
         </w:rPr>
-        <w:t>8 footswitches</w:t>
+        <w:t>Katana MKII 50 &amp; 100</w:t>
+      </w:r>
+      <w:r>
+        <w:t xml:space="preserve"> – </w:t>
+      </w:r>
+      <w:r>
+        <w:rPr>
+          <w:i/>
+          <w:iCs/>
+          <w:color w:val="BF4E14" w:themeColor="accent2" w:themeShade="BF"/>
+        </w:rPr>
+        <w:t>in progress</w:t>
       </w:r>
     </w:p>
     <w:p>
@@ -593,7 +560,7 @@
         <w:pStyle w:val="ListParagraph"/>
         <w:numPr>
           <w:ilvl w:val="0"/>
-          <w:numId w:val="3"/>
+          <w:numId w:val="22"/>
         </w:numPr>
       </w:pPr>
       <w:r>
@@ -601,10 +568,18 @@
           <w:b/>
           <w:bCs/>
         </w:rPr>
-        <w:t xml:space="preserve">4 TRS jacks – </w:t>
-      </w:r>
-      <w:r>
-        <w:t>expression pedals or wired MIDI connections.</w:t>
+        <w:t>Katana GX-1</w:t>
+      </w:r>
+      <w:r>
+        <w:t xml:space="preserve"> – </w:t>
+      </w:r>
+      <w:r>
+        <w:rPr>
+          <w:i/>
+          <w:iCs/>
+          <w:color w:val="BF4E14" w:themeColor="accent2" w:themeShade="BF"/>
+        </w:rPr>
+        <w:t>in progress</w:t>
       </w:r>
     </w:p>
     <w:p>
@@ -612,332 +587,24 @@
         <w:pStyle w:val="ListParagraph"/>
         <w:numPr>
           <w:ilvl w:val="0"/>
-          <w:numId w:val="3"/>
+          <w:numId w:val="22"/>
         </w:numPr>
       </w:pPr>
-      <w:r>
-        <w:rPr>
-          <w:b/>
-          <w:bCs/>
-        </w:rPr>
-        <w:t>9V power jack –</w:t>
-      </w:r>
-      <w:r>
-        <w:t xml:space="preserve"> center negative.</w:t>
-      </w:r>
-    </w:p>
-    <w:p>
-      <w:r>
-        <w:rPr>
-          <w:b/>
-          <w:bCs/>
-        </w:rPr>
-        <w:t xml:space="preserve">MILO </w:t>
-      </w:r>
-      <w:r>
-        <w:rPr>
-          <w:b/>
-          <w:bCs/>
-        </w:rPr>
-        <w:t>Website</w:t>
-      </w:r>
-      <w:r>
-        <w:rPr>
-          <w:b/>
-          <w:bCs/>
-        </w:rPr>
-        <w:t xml:space="preserve"> </w:t>
-      </w:r>
-      <w:r>
-        <w:t>(in progress)</w:t>
-      </w:r>
-      <w:r>
-        <w:t xml:space="preserve"> firmware </w:t>
-      </w:r>
-      <w:proofErr w:type="gramStart"/>
-      <w:r>
-        <w:t>download</w:t>
-      </w:r>
-      <w:proofErr w:type="gramEnd"/>
-      <w:r>
-        <w:t xml:space="preserve"> and programming app to </w:t>
-      </w:r>
-      <w:proofErr w:type="gramStart"/>
-      <w:r>
-        <w:t>setup</w:t>
-      </w:r>
-      <w:proofErr w:type="gramEnd"/>
-      <w:r>
-        <w:t xml:space="preserve"> generic MILO firmware</w:t>
-      </w:r>
-      <w:r>
-        <w:t>.</w:t>
-      </w:r>
-    </w:p>
-    <w:p>
-      <w:pPr>
-        <w:pStyle w:val="ListParagraph"/>
-        <w:numPr>
-          <w:ilvl w:val="0"/>
-          <w:numId w:val="6"/>
-        </w:numPr>
-      </w:pPr>
-      <w:r>
-        <w:t>Download new firmware</w:t>
-      </w:r>
-      <w:r>
-        <w:t xml:space="preserve"> -</w:t>
-      </w:r>
-      <w:r>
-        <w:t>updates and new device</w:t>
-      </w:r>
-      <w:r>
-        <w:t xml:space="preserve"> versions</w:t>
-      </w:r>
-      <w:r>
-        <w:t xml:space="preserve"> such as:</w:t>
-      </w:r>
-    </w:p>
-    <w:p>
-      <w:pPr>
-        <w:pStyle w:val="ListParagraph"/>
-        <w:numPr>
-          <w:ilvl w:val="0"/>
-          <w:numId w:val="7"/>
-        </w:numPr>
-        <w:rPr>
-          <w:b/>
-          <w:bCs/>
-        </w:rPr>
-      </w:pPr>
-      <w:r>
-        <w:rPr>
-          <w:b/>
-          <w:bCs/>
-        </w:rPr>
-        <w:t>Dedicated:</w:t>
-      </w:r>
-    </w:p>
-    <w:p>
-      <w:pPr>
-        <w:pStyle w:val="ListParagraph"/>
-        <w:numPr>
-          <w:ilvl w:val="0"/>
-          <w:numId w:val="8"/>
-        </w:numPr>
-      </w:pPr>
-      <w:r>
-        <w:t>Boss Katana GO</w:t>
-      </w:r>
-      <w:r>
-        <w:t xml:space="preserve"> - complete</w:t>
-      </w:r>
-    </w:p>
-    <w:p>
-      <w:pPr>
-        <w:pStyle w:val="ListParagraph"/>
-        <w:numPr>
-          <w:ilvl w:val="0"/>
-          <w:numId w:val="8"/>
-        </w:numPr>
+      <w:proofErr w:type="spellStart"/>
+      <w:r>
+        <w:t>GenericMIDI</w:t>
+      </w:r>
+      <w:proofErr w:type="spellEnd"/>
+      <w:r>
+        <w:t xml:space="preserve"> programmable (from web app) – </w:t>
+      </w:r>
+      <w:r>
         <w:rPr>
           <w:i/>
           <w:iCs/>
-        </w:rPr>
-      </w:pPr>
-      <w:r>
-        <w:rPr>
-          <w:i/>
-          <w:iCs/>
-        </w:rPr>
-        <w:t>Boss GX-1 (could do other GX’s)</w:t>
-      </w:r>
-      <w:r>
-        <w:rPr>
-          <w:i/>
-          <w:iCs/>
-        </w:rPr>
-        <w:t xml:space="preserve"> – in progress</w:t>
-      </w:r>
-    </w:p>
-    <w:p>
-      <w:pPr>
-        <w:pStyle w:val="ListParagraph"/>
-        <w:numPr>
-          <w:ilvl w:val="0"/>
-          <w:numId w:val="8"/>
-        </w:numPr>
-        <w:rPr>
-          <w:i/>
-          <w:iCs/>
-        </w:rPr>
-      </w:pPr>
-      <w:r>
-        <w:rPr>
-          <w:i/>
-          <w:iCs/>
-        </w:rPr>
-        <w:t>Boss Gen3</w:t>
-      </w:r>
-      <w:r>
-        <w:rPr>
-          <w:i/>
-          <w:iCs/>
-        </w:rPr>
-        <w:t>:</w:t>
-      </w:r>
-      <w:r>
-        <w:rPr>
-          <w:i/>
-          <w:iCs/>
-        </w:rPr>
-        <w:t xml:space="preserve"> 50 and 100</w:t>
-      </w:r>
-      <w:r>
-        <w:rPr>
-          <w:i/>
-          <w:iCs/>
-        </w:rPr>
-        <w:t xml:space="preserve"> – in progress</w:t>
-      </w:r>
-    </w:p>
-    <w:p>
-      <w:pPr>
-        <w:pStyle w:val="ListParagraph"/>
-        <w:numPr>
-          <w:ilvl w:val="0"/>
-          <w:numId w:val="8"/>
-        </w:numPr>
-        <w:rPr>
-          <w:i/>
-          <w:iCs/>
-        </w:rPr>
-      </w:pPr>
-      <w:r>
-        <w:rPr>
-          <w:i/>
-          <w:iCs/>
-        </w:rPr>
-        <w:t>Boss Mk2</w:t>
-      </w:r>
-      <w:r>
-        <w:rPr>
-          <w:i/>
-          <w:iCs/>
-        </w:rPr>
-        <w:t>:</w:t>
-      </w:r>
-      <w:r>
-        <w:rPr>
-          <w:i/>
-          <w:iCs/>
-        </w:rPr>
-        <w:t xml:space="preserve"> 50 and 100</w:t>
-      </w:r>
-      <w:r>
-        <w:rPr>
-          <w:i/>
-          <w:iCs/>
-        </w:rPr>
-        <w:t xml:space="preserve"> - in progress</w:t>
-      </w:r>
-    </w:p>
-    <w:p>
-      <w:pPr>
-        <w:pStyle w:val="ListParagraph"/>
-        <w:numPr>
-          <w:ilvl w:val="0"/>
-          <w:numId w:val="7"/>
-        </w:numPr>
-        <w:rPr>
-          <w:b/>
-          <w:bCs/>
-        </w:rPr>
-      </w:pPr>
-      <w:r>
-        <w:rPr>
-          <w:b/>
-          <w:bCs/>
-        </w:rPr>
-        <w:t>Generic</w:t>
-      </w:r>
-      <w:r>
-        <w:rPr>
-          <w:b/>
-          <w:bCs/>
-        </w:rPr>
-        <w:t xml:space="preserve"> </w:t>
-      </w:r>
-      <w:r>
-        <w:rPr>
-          <w:b/>
-          <w:bCs/>
-        </w:rPr>
-        <w:t xml:space="preserve">MIDI - </w:t>
-      </w:r>
-      <w:r>
-        <w:rPr>
-          <w:b/>
-          <w:bCs/>
-          <w:i/>
-          <w:iCs/>
+          <w:color w:val="BF4E14" w:themeColor="accent2" w:themeShade="BF"/>
         </w:rPr>
         <w:t>in progress</w:t>
-      </w:r>
-      <w:r>
-        <w:rPr>
-          <w:b/>
-          <w:bCs/>
-        </w:rPr>
-        <w:t>:</w:t>
-      </w:r>
-    </w:p>
-    <w:p>
-      <w:pPr>
-        <w:pStyle w:val="ListParagraph"/>
-        <w:numPr>
-          <w:ilvl w:val="0"/>
-          <w:numId w:val="9"/>
-        </w:numPr>
-      </w:pPr>
-      <w:r>
-        <w:t>Any device that can be controlled with a MIDI connection (Bluetooth or wired).</w:t>
-      </w:r>
-    </w:p>
-    <w:p>
-      <w:pPr>
-        <w:pStyle w:val="ListParagraph"/>
-        <w:numPr>
-          <w:ilvl w:val="0"/>
-          <w:numId w:val="9"/>
-        </w:numPr>
-      </w:pPr>
-      <w:r>
-        <w:t>Examples:</w:t>
-      </w:r>
-    </w:p>
-    <w:p>
-      <w:pPr>
-        <w:pStyle w:val="ListParagraph"/>
-        <w:numPr>
-          <w:ilvl w:val="1"/>
-          <w:numId w:val="10"/>
-        </w:numPr>
-      </w:pPr>
-      <w:r>
-        <w:t>Boss RC500 looper and rhythm (configure RC500 to desired functions)</w:t>
-      </w:r>
-    </w:p>
-    <w:p>
-      <w:pPr>
-        <w:pStyle w:val="ListParagraph"/>
-        <w:numPr>
-          <w:ilvl w:val="1"/>
-          <w:numId w:val="10"/>
-        </w:numPr>
-      </w:pPr>
-      <w:r>
-        <w:t xml:space="preserve">Boss RC-10R looper and rhythm </w:t>
       </w:r>
     </w:p>
     <w:p>
@@ -1092,16 +759,30 @@
           <w:b/>
           <w:bCs/>
         </w:rPr>
-        <w:t>User configured Stomp Effects</w:t>
+        <w:t xml:space="preserve">User </w:t>
+      </w:r>
+      <w:r>
+        <w:rPr>
+          <w:b/>
+          <w:bCs/>
+        </w:rPr>
+        <w:t>custom configured</w:t>
+      </w:r>
+      <w:r>
+        <w:rPr>
+          <w:b/>
+          <w:bCs/>
+        </w:rPr>
+        <w:t xml:space="preserve"> Stomp Effects</w:t>
       </w:r>
       <w:r>
         <w:t xml:space="preserve"> (up to 16) </w:t>
       </w:r>
       <w:r>
-        <w:t>– this could be extended to 24 or 36…</w:t>
-      </w:r>
-      <w:r>
-        <w:t xml:space="preserve"> Stomps are configured using the touchscreen.</w:t>
+        <w:t xml:space="preserve">– </w:t>
+      </w:r>
+      <w:r>
+        <w:t>Stomps are configured using the touchscreen.</w:t>
       </w:r>
       <w:r>
         <w:t xml:space="preserve"> Stomps are accessible from all patches.</w:t>
@@ -1111,8 +792,8 @@
       <w:pPr>
         <w:pStyle w:val="ListParagraph"/>
         <w:numPr>
-          <w:ilvl w:val="1"/>
-          <w:numId w:val="4"/>
+          <w:ilvl w:val="0"/>
+          <w:numId w:val="23"/>
         </w:numPr>
       </w:pPr>
       <w:r>
@@ -1149,8 +830,8 @@
       <w:pPr>
         <w:pStyle w:val="ListParagraph"/>
         <w:numPr>
-          <w:ilvl w:val="1"/>
-          <w:numId w:val="4"/>
+          <w:ilvl w:val="0"/>
+          <w:numId w:val="23"/>
         </w:numPr>
       </w:pPr>
       <w:r>
@@ -1183,8 +864,8 @@
       <w:pPr>
         <w:pStyle w:val="ListParagraph"/>
         <w:numPr>
-          <w:ilvl w:val="1"/>
-          <w:numId w:val="4"/>
+          <w:ilvl w:val="0"/>
+          <w:numId w:val="23"/>
         </w:numPr>
       </w:pPr>
       <w:r>
@@ -1236,8 +917,8 @@
       <w:pPr>
         <w:pStyle w:val="ListParagraph"/>
         <w:numPr>
-          <w:ilvl w:val="1"/>
-          <w:numId w:val="4"/>
+          <w:ilvl w:val="0"/>
+          <w:numId w:val="23"/>
         </w:numPr>
       </w:pPr>
       <w:r>
@@ -1256,26 +937,6 @@
         </w:rPr>
         <w:t xml:space="preserve"> </w:t>
       </w:r>
-    </w:p>
-    <w:p>
-      <w:pPr>
-        <w:pStyle w:val="ListParagraph"/>
-      </w:pPr>
-    </w:p>
-    <w:p>
-      <w:pPr>
-        <w:pStyle w:val="ListParagraph"/>
-        <w:jc w:val="center"/>
-        <w:rPr>
-          <w:b/>
-          <w:bCs/>
-        </w:rPr>
-      </w:pPr>
-    </w:p>
-    <w:p>
-      <w:pPr>
-        <w:pStyle w:val="Heading1"/>
-      </w:pPr>
     </w:p>
     <w:p>
       <w:pPr>
@@ -1295,10 +956,10 @@
           <w:noProof/>
         </w:rPr>
         <w:drawing>
-          <wp:inline distT="0" distB="0" distL="0" distR="0" wp14:anchorId="555526CD" wp14:editId="7AEF52A5">
-            <wp:extent cx="2562225" cy="1710827"/>
-            <wp:effectExtent l="76200" t="95250" r="66675" b="99060"/>
-            <wp:docPr id="373109095" name="Picture 2"/>
+          <wp:inline distT="0" distB="0" distL="0" distR="0" wp14:anchorId="3C7A15B3" wp14:editId="05F0F478">
+            <wp:extent cx="2647950" cy="1765300"/>
+            <wp:effectExtent l="0" t="0" r="0" b="6350"/>
+            <wp:docPr id="10020879" name="Picture 1"/>
             <wp:cNvGraphicFramePr>
               <a:graphicFrameLocks xmlns:a="http://schemas.openxmlformats.org/drawingml/2006/main" noChangeAspect="1"/>
             </wp:cNvGraphicFramePr>
@@ -1306,7 +967,7 @@
               <a:graphicData uri="http://schemas.openxmlformats.org/drawingml/2006/picture">
                 <pic:pic xmlns:pic="http://schemas.openxmlformats.org/drawingml/2006/picture">
                   <pic:nvPicPr>
-                    <pic:cNvPr id="0" name="Picture 6"/>
+                    <pic:cNvPr id="0" name="Picture 1"/>
                     <pic:cNvPicPr>
                       <a:picLocks noChangeAspect="1" noChangeArrowheads="1"/>
                     </pic:cNvPicPr>
@@ -1327,7 +988,7 @@
                   <pic:spPr bwMode="auto">
                     <a:xfrm>
                       <a:off x="0" y="0"/>
-                      <a:ext cx="2570975" cy="1716669"/>
+                      <a:ext cx="2659925" cy="1773283"/>
                     </a:xfrm>
                     <a:prstGeom prst="rect">
                       <a:avLst/>
@@ -1336,13 +997,6 @@
                     <a:ln>
                       <a:noFill/>
                     </a:ln>
-                    <a:effectLst>
-                      <a:outerShdw blurRad="63500" sx="102000" sy="102000" algn="ctr" rotWithShape="0">
-                        <a:prstClr val="black">
-                          <a:alpha val="40000"/>
-                        </a:prstClr>
-                      </a:outerShdw>
-                    </a:effectLst>
                   </pic:spPr>
                 </pic:pic>
               </a:graphicData>
@@ -1353,7 +1007,11 @@
     </w:p>
     <w:p>
       <w:r>
-        <w:t>If your Katana Go is in Bass mode, hit the “Bass Mode” button or footswitch, or guitar. This allows MILO to read data from the right memory map internal the Katana Go. If you switch from Guitar to Bass, or Bass to Guitar, then your saved patches are most likely wrong. If that’s true, go to the I/O Menu and hit “Sync &amp; save” (below).</w:t>
+        <w:t xml:space="preserve">If your Katana Go is in Bass mode, hit the “Bass Mode” button or footswitch, or guitar. This allows MILO to read data from the right memory map internal the Katana Go. If you switch from Guitar to Bass, or Bass to </w:t>
+      </w:r>
+      <w:r>
+        <w:lastRenderedPageBreak/>
+        <w:t>Guitar, then your saved patches are most likely wrong. If that’s true, go to the I/O Menu and hit “Sync &amp; save” (below).</w:t>
       </w:r>
     </w:p>
     <w:p>
@@ -1449,6 +1107,19 @@
     </w:p>
     <w:p>
       <w:pPr>
+        <w:rPr>
+          <w:rFonts w:asciiTheme="majorHAnsi" w:eastAsiaTheme="majorEastAsia" w:hAnsiTheme="majorHAnsi" w:cstheme="majorBidi"/>
+          <w:color w:val="0F4761" w:themeColor="accent1" w:themeShade="BF"/>
+          <w:sz w:val="40"/>
+          <w:szCs w:val="40"/>
+        </w:rPr>
+      </w:pPr>
+      <w:r>
+        <w:br w:type="page"/>
+      </w:r>
+    </w:p>
+    <w:p>
+      <w:pPr>
         <w:pStyle w:val="Heading1"/>
         <w:rPr>
           <w:b/>
@@ -1456,6 +1127,7 @@
         </w:rPr>
       </w:pPr>
       <w:r>
+        <w:lastRenderedPageBreak/>
         <w:t>Realtime Patch</w:t>
       </w:r>
       <w:r>
@@ -1497,7 +1169,6 @@
         <w:rPr>
           <w:noProof/>
         </w:rPr>
-        <w:lastRenderedPageBreak/>
         <w:drawing>
           <wp:inline distT="0" distB="0" distL="0" distR="0" wp14:anchorId="3D059C9B" wp14:editId="71001E4E">
             <wp:extent cx="7000875" cy="3982720"/>
@@ -1914,28 +1585,22 @@
     <w:p>
       <w:pPr>
         <w:pStyle w:val="ListParagraph"/>
-        <w:numPr>
-          <w:ilvl w:val="0"/>
-          <w:numId w:val="11"/>
-        </w:numPr>
-      </w:pPr>
-      <w:r>
-        <w:rPr>
-          <w:b/>
-          <w:bCs/>
-        </w:rPr>
-        <w:t>Insert the 3 firmware files in your desired folder</w:t>
-      </w:r>
-      <w:r>
-        <w:t xml:space="preserve"> so you can </w:t>
-      </w:r>
-      <w:proofErr w:type="gramStart"/>
-      <w:r>
-        <w:t>browse to</w:t>
-      </w:r>
-      <w:proofErr w:type="gramEnd"/>
-      <w:r>
-        <w:t xml:space="preserve"> them from the web flashing app.</w:t>
+        <w:ind w:left="0"/>
+      </w:pPr>
+      <w:r>
+        <w:rPr>
+          <w:b/>
+          <w:bCs/>
+        </w:rPr>
+        <w:t>Before You Start</w:t>
+      </w:r>
+    </w:p>
+    <w:p>
+      <w:pPr>
+        <w:pStyle w:val="ListParagraph"/>
+      </w:pPr>
+      <w:r>
+        <w:t>This tool lets you update your device's firmware directly from your web browser — no software installation required. Please check the following before you begin:</w:t>
       </w:r>
     </w:p>
     <w:p>
@@ -1943,197 +1608,23 @@
         <w:pStyle w:val="ListParagraph"/>
         <w:numPr>
           <w:ilvl w:val="0"/>
-          <w:numId w:val="11"/>
+          <w:numId w:val="12"/>
         </w:numPr>
       </w:pPr>
       <w:r>
-        <w:rPr>
-          <w:b/>
-          <w:bCs/>
-        </w:rPr>
-        <w:t xml:space="preserve">Click this </w:t>
-      </w:r>
-      <w:r>
-        <w:rPr>
-          <w:b/>
-          <w:bCs/>
-        </w:rPr>
-        <w:t xml:space="preserve">URL </w:t>
-      </w:r>
-      <w:r>
-        <w:rPr>
-          <w:b/>
-          <w:bCs/>
-        </w:rPr>
-        <w:t>to load web flashing app</w:t>
-      </w:r>
-      <w:r>
-        <w:t>:</w:t>
-      </w:r>
-    </w:p>
-    <w:p>
-      <w:pPr>
-        <w:ind w:left="1440"/>
-        <w:rPr>
-          <w:b/>
-          <w:bCs/>
-        </w:rPr>
-      </w:pPr>
-      <w:hyperlink r:id="rId17" w:history="1">
-        <w:r>
-          <w:rPr>
-            <w:rStyle w:val="Hyperlink"/>
-            <w:b/>
-            <w:bCs/>
-          </w:rPr>
-          <w:t>https://adafruit.github.io/Adafruit_WebSerial_ESPTool/</w:t>
-        </w:r>
-      </w:hyperlink>
+        <w:t>Use a desktop computer running Google Chrome, Microsoft Edge, or Opera. Safari and Firefox are not supported.</w:t>
+      </w:r>
     </w:p>
     <w:p>
       <w:pPr>
         <w:pStyle w:val="ListParagraph"/>
         <w:numPr>
           <w:ilvl w:val="0"/>
-          <w:numId w:val="11"/>
+          <w:numId w:val="12"/>
         </w:numPr>
       </w:pPr>
       <w:r>
-        <w:rPr>
-          <w:b/>
-          <w:bCs/>
-        </w:rPr>
-        <w:t>Plug MILO into USB port on your PC</w:t>
-      </w:r>
-      <w:r>
-        <w:t>.</w:t>
-      </w:r>
-    </w:p>
-    <w:p>
-      <w:r>
-        <w:t xml:space="preserve">This (below) should come up. </w:t>
-      </w:r>
-      <w:r>
-        <w:rPr>
-          <w:b/>
-          <w:bCs/>
-        </w:rPr>
-        <w:t>Hit the “Connect” button.</w:t>
-      </w:r>
-    </w:p>
-    <w:p>
-      <w:r>
-        <w:rPr>
-          <w:noProof/>
-        </w:rPr>
-        <w:drawing>
-          <wp:inline distT="0" distB="0" distL="0" distR="0" wp14:anchorId="7CF52D6A" wp14:editId="6ABA2191">
-            <wp:extent cx="4238625" cy="3149280"/>
-            <wp:effectExtent l="0" t="0" r="0" b="0"/>
-            <wp:docPr id="740130311" name="Picture 1"/>
-            <wp:cNvGraphicFramePr>
-              <a:graphicFrameLocks xmlns:a="http://schemas.openxmlformats.org/drawingml/2006/main" noChangeAspect="1"/>
-            </wp:cNvGraphicFramePr>
-            <a:graphic xmlns:a="http://schemas.openxmlformats.org/drawingml/2006/main">
-              <a:graphicData uri="http://schemas.openxmlformats.org/drawingml/2006/picture">
-                <pic:pic xmlns:pic="http://schemas.openxmlformats.org/drawingml/2006/picture">
-                  <pic:nvPicPr>
-                    <pic:cNvPr id="0" name="Picture 1"/>
-                    <pic:cNvPicPr>
-                      <a:picLocks noChangeAspect="1" noChangeArrowheads="1"/>
-                    </pic:cNvPicPr>
-                  </pic:nvPicPr>
-                  <pic:blipFill>
-                    <a:blip r:embed="rId18" cstate="print">
-                      <a:extLst>
-                        <a:ext uri="{28A0092B-C50C-407E-A947-70E740481C1C}">
-                          <a14:useLocalDpi xmlns:a14="http://schemas.microsoft.com/office/drawing/2010/main" val="0"/>
-                        </a:ext>
-                      </a:extLst>
-                    </a:blip>
-                    <a:srcRect/>
-                    <a:stretch>
-                      <a:fillRect/>
-                    </a:stretch>
-                  </pic:blipFill>
-                  <pic:spPr bwMode="auto">
-                    <a:xfrm>
-                      <a:off x="0" y="0"/>
-                      <a:ext cx="4244463" cy="3153617"/>
-                    </a:xfrm>
-                    <a:prstGeom prst="rect">
-                      <a:avLst/>
-                    </a:prstGeom>
-                    <a:noFill/>
-                    <a:ln>
-                      <a:noFill/>
-                    </a:ln>
-                  </pic:spPr>
-                </pic:pic>
-              </a:graphicData>
-            </a:graphic>
-          </wp:inline>
-        </w:drawing>
-      </w:r>
-    </w:p>
-    <w:p>
-      <w:r>
-        <w:t>After hitting Connect, should see below:</w:t>
-      </w:r>
-    </w:p>
-    <w:p>
-      <w:r>
-        <w:rPr>
-          <w:noProof/>
-        </w:rPr>
-        <w:drawing>
-          <wp:inline distT="0" distB="0" distL="0" distR="0" wp14:anchorId="6FC9086A" wp14:editId="261ABC64">
-            <wp:extent cx="5109014" cy="2876550"/>
-            <wp:effectExtent l="0" t="0" r="0" b="0"/>
-            <wp:docPr id="1759424834" name="Picture 2"/>
-            <wp:cNvGraphicFramePr>
-              <a:graphicFrameLocks xmlns:a="http://schemas.openxmlformats.org/drawingml/2006/main" noChangeAspect="1"/>
-            </wp:cNvGraphicFramePr>
-            <a:graphic xmlns:a="http://schemas.openxmlformats.org/drawingml/2006/main">
-              <a:graphicData uri="http://schemas.openxmlformats.org/drawingml/2006/picture">
-                <pic:pic xmlns:pic="http://schemas.openxmlformats.org/drawingml/2006/picture">
-                  <pic:nvPicPr>
-                    <pic:cNvPr id="0" name="Picture 2"/>
-                    <pic:cNvPicPr>
-                      <a:picLocks noChangeAspect="1" noChangeArrowheads="1"/>
-                    </pic:cNvPicPr>
-                  </pic:nvPicPr>
-                  <pic:blipFill>
-                    <a:blip r:embed="rId19" cstate="print">
-                      <a:extLst>
-                        <a:ext uri="{28A0092B-C50C-407E-A947-70E740481C1C}">
-                          <a14:useLocalDpi xmlns:a14="http://schemas.microsoft.com/office/drawing/2010/main" val="0"/>
-                        </a:ext>
-                      </a:extLst>
-                    </a:blip>
-                    <a:srcRect/>
-                    <a:stretch>
-                      <a:fillRect/>
-                    </a:stretch>
-                  </pic:blipFill>
-                  <pic:spPr bwMode="auto">
-                    <a:xfrm>
-                      <a:off x="0" y="0"/>
-                      <a:ext cx="5116837" cy="2880954"/>
-                    </a:xfrm>
-                    <a:prstGeom prst="rect">
-                      <a:avLst/>
-                    </a:prstGeom>
-                    <a:noFill/>
-                    <a:ln>
-                      <a:noFill/>
-                    </a:ln>
-                  </pic:spPr>
-                </pic:pic>
-              </a:graphicData>
-            </a:graphic>
-          </wp:inline>
-        </w:drawing>
+        <w:t>Use a USB-C data cable — not a charge-only cable — to connect your device to your computer.</w:t>
       </w:r>
     </w:p>
     <w:p>
@@ -2141,19 +1632,24 @@
         <w:pStyle w:val="ListParagraph"/>
         <w:numPr>
           <w:ilvl w:val="0"/>
-          <w:numId w:val="11"/>
+          <w:numId w:val="12"/>
         </w:numPr>
       </w:pPr>
       <w:r>
-        <w:rPr>
-          <w:b/>
-          <w:bCs/>
-        </w:rPr>
-        <w:lastRenderedPageBreak/>
-        <w:t>Select USB port connected to MILO</w:t>
-      </w:r>
-      <w:r>
-        <w:t>.</w:t>
+        <w:t>Close any other program that might be using the same USB port (such as a serial monitor or Arduino IDE).</w:t>
+      </w:r>
+    </w:p>
+    <w:p>
+      <w:pPr>
+        <w:pStyle w:val="ListParagraph"/>
+        <w:ind w:left="0"/>
+      </w:pPr>
+      <w:r>
+        <w:rPr>
+          <w:b/>
+          <w:bCs/>
+        </w:rPr>
+        <w:t>Step 1 — Connect Your Device</w:t>
       </w:r>
     </w:p>
     <w:p>
@@ -2161,82 +1657,12 @@
         <w:pStyle w:val="ListParagraph"/>
         <w:numPr>
           <w:ilvl w:val="0"/>
-          <w:numId w:val="11"/>
+          <w:numId w:val="13"/>
         </w:numPr>
-        <w:rPr>
-          <w:b/>
-          <w:bCs/>
-        </w:rPr>
-      </w:pPr>
-      <w:r>
-        <w:rPr>
-          <w:b/>
-          <w:bCs/>
-        </w:rPr>
-        <w:t>Hit Connect!</w:t>
-      </w:r>
-    </w:p>
-    <w:p>
-      <w:pPr>
-        <w:ind w:left="360"/>
-      </w:pPr>
-      <w:r>
-        <w:t>This screen will come up:</w:t>
-      </w:r>
-    </w:p>
-    <w:p>
-      <w:r>
-        <w:rPr>
-          <w:noProof/>
-        </w:rPr>
-        <w:drawing>
-          <wp:inline distT="0" distB="0" distL="0" distR="0" wp14:anchorId="62D53DC3" wp14:editId="29AF3FCD">
-            <wp:extent cx="6858000" cy="2432050"/>
-            <wp:effectExtent l="0" t="0" r="0" b="6350"/>
-            <wp:docPr id="809979141" name="Picture 3"/>
-            <wp:cNvGraphicFramePr>
-              <a:graphicFrameLocks xmlns:a="http://schemas.openxmlformats.org/drawingml/2006/main" noChangeAspect="1"/>
-            </wp:cNvGraphicFramePr>
-            <a:graphic xmlns:a="http://schemas.openxmlformats.org/drawingml/2006/main">
-              <a:graphicData uri="http://schemas.openxmlformats.org/drawingml/2006/picture">
-                <pic:pic xmlns:pic="http://schemas.openxmlformats.org/drawingml/2006/picture">
-                  <pic:nvPicPr>
-                    <pic:cNvPr id="0" name="Picture 3"/>
-                    <pic:cNvPicPr>
-                      <a:picLocks noChangeAspect="1" noChangeArrowheads="1"/>
-                    </pic:cNvPicPr>
-                  </pic:nvPicPr>
-                  <pic:blipFill>
-                    <a:blip r:embed="rId20">
-                      <a:extLst>
-                        <a:ext uri="{28A0092B-C50C-407E-A947-70E740481C1C}">
-                          <a14:useLocalDpi xmlns:a14="http://schemas.microsoft.com/office/drawing/2010/main" val="0"/>
-                        </a:ext>
-                      </a:extLst>
-                    </a:blip>
-                    <a:srcRect/>
-                    <a:stretch>
-                      <a:fillRect/>
-                    </a:stretch>
-                  </pic:blipFill>
-                  <pic:spPr bwMode="auto">
-                    <a:xfrm>
-                      <a:off x="0" y="0"/>
-                      <a:ext cx="6858000" cy="2432050"/>
-                    </a:xfrm>
-                    <a:prstGeom prst="rect">
-                      <a:avLst/>
-                    </a:prstGeom>
-                    <a:noFill/>
-                    <a:ln>
-                      <a:noFill/>
-                    </a:ln>
-                  </pic:spPr>
-                </pic:pic>
-              </a:graphicData>
-            </a:graphic>
-          </wp:inline>
-        </w:drawing>
+        <w:ind w:left="936"/>
+      </w:pPr>
+      <w:r>
+        <w:t>Plug your device into your computer using the USB-C cable.</w:t>
       </w:r>
     </w:p>
     <w:p>
@@ -2244,71 +1670,12 @@
         <w:pStyle w:val="ListParagraph"/>
         <w:numPr>
           <w:ilvl w:val="0"/>
-          <w:numId w:val="11"/>
+          <w:numId w:val="13"/>
         </w:numPr>
-      </w:pPr>
-      <w:r>
-        <w:rPr>
-          <w:b/>
-          <w:bCs/>
-        </w:rPr>
-        <w:t xml:space="preserve">Click each of the </w:t>
-      </w:r>
-      <w:proofErr w:type="gramStart"/>
-      <w:r>
-        <w:rPr>
-          <w:b/>
-          <w:bCs/>
-        </w:rPr>
-        <w:t>3  “</w:t>
-      </w:r>
-      <w:proofErr w:type="gramEnd"/>
-      <w:r>
-        <w:rPr>
-          <w:b/>
-          <w:bCs/>
-        </w:rPr>
-        <w:t>Choose a file”,</w:t>
-      </w:r>
-      <w:r>
-        <w:t xml:space="preserve"> </w:t>
-      </w:r>
-      <w:r>
-        <w:rPr>
-          <w:b/>
-          <w:bCs/>
-        </w:rPr>
-        <w:t>and browse to your MILO firmware folder</w:t>
-      </w:r>
-      <w:r>
-        <w:t xml:space="preserve">, select each file and </w:t>
-      </w:r>
-      <w:r>
-        <w:rPr>
-          <w:b/>
-          <w:bCs/>
-        </w:rPr>
-        <w:t>insert in the 3 File slots as directed above</w:t>
-      </w:r>
-      <w:r>
-        <w:rPr>
-          <w:b/>
-          <w:bCs/>
-        </w:rPr>
-        <w:t xml:space="preserve"> (in that specific order!)</w:t>
-      </w:r>
-      <w:r>
-        <w:t xml:space="preserve">. Then </w:t>
-      </w:r>
-      <w:r>
-        <w:rPr>
-          <w:b/>
-          <w:bCs/>
-        </w:rPr>
-        <w:t>type in the 3 hex addresses for where the files load: 1000, 8000, 10,000</w:t>
-      </w:r>
-      <w:r>
-        <w:t>.</w:t>
+        <w:ind w:left="936"/>
+      </w:pPr>
+      <w:r>
+        <w:t>Open the flasher page in your browser.</w:t>
       </w:r>
     </w:p>
     <w:p>
@@ -2316,80 +1683,360 @@
         <w:pStyle w:val="ListParagraph"/>
         <w:numPr>
           <w:ilvl w:val="0"/>
-          <w:numId w:val="11"/>
+          <w:numId w:val="13"/>
         </w:numPr>
-      </w:pPr>
-      <w:r>
-        <w:rPr>
-          <w:b/>
-          <w:bCs/>
-        </w:rPr>
-        <w:t>Click the “Program” button</w:t>
-      </w:r>
-      <w:r>
-        <w:t>.</w:t>
-      </w:r>
-    </w:p>
-    <w:p>
-      <w:pPr>
-        <w:pStyle w:val="ListParagraph"/>
-      </w:pPr>
+        <w:ind w:left="936"/>
+      </w:pPr>
+      <w:r>
+        <w:t>Click the “Connect device” button.</w:t>
+      </w:r>
     </w:p>
     <w:p>
       <w:pPr>
         <w:pStyle w:val="ListParagraph"/>
         <w:numPr>
           <w:ilvl w:val="0"/>
-          <w:numId w:val="11"/>
+          <w:numId w:val="13"/>
         </w:numPr>
-      </w:pPr>
-      <w:r>
-        <w:t xml:space="preserve">After the 3 green bars fill up (a few minutes), it will say (in the bottom black console area): </w:t>
+        <w:ind w:left="936"/>
+      </w:pPr>
+      <w:r>
+        <w:t>Your browser will show a pop-up window listing available devices. Select the one that corresponds to your board, then click “Connect”.</w:t>
+      </w:r>
+    </w:p>
+    <w:p>
+      <w:pPr>
+        <w:ind w:left="576"/>
+      </w:pPr>
+      <w:r>
+        <w:t>Once connected, the status dot at the top of the page will turn green and display your chip name.</w:t>
+      </w:r>
+    </w:p>
+    <w:p>
+      <w:pPr>
+        <w:pStyle w:val="ListParagraph"/>
+        <w:ind w:left="576"/>
+      </w:pPr>
+      <w:r>
+        <w:rPr>
+          <w:b/>
+          <w:bCs/>
+        </w:rPr>
+        <w:t xml:space="preserve">Note: </w:t>
       </w:r>
       <w:r>
         <w:rPr>
           <w:i/>
           <w:iCs/>
-          <w:color w:val="227ACB"/>
-        </w:rPr>
-        <w:t>“To run the new firmware, please reset your device.”</w:t>
-      </w:r>
-      <w:r>
-        <w:rPr>
-          <w:b/>
-          <w:bCs/>
-        </w:rPr>
-        <w:t xml:space="preserve"> So, unplug and </w:t>
-      </w:r>
-      <w:proofErr w:type="spellStart"/>
-      <w:r>
-        <w:rPr>
-          <w:b/>
-          <w:bCs/>
-        </w:rPr>
-        <w:t>replug</w:t>
-      </w:r>
-      <w:proofErr w:type="spellEnd"/>
-      <w:r>
-        <w:rPr>
-          <w:b/>
-          <w:bCs/>
-        </w:rPr>
-        <w:t xml:space="preserve"> the USB (power) and all should be set!</w:t>
+        </w:rPr>
+        <w:t>If no device appears in the pop-up list, try a different USB cable or port, and make sure no other application is using the connection.</w:t>
       </w:r>
     </w:p>
     <w:p>
       <w:pPr>
         <w:pStyle w:val="ListParagraph"/>
-      </w:pPr>
-    </w:p>
-    <w:p>
-      <w:pPr>
-        <w:rPr>
-          <w:b/>
-          <w:bCs/>
-        </w:rPr>
-      </w:pPr>
+        <w:ind w:left="0"/>
+      </w:pPr>
+      <w:r>
+        <w:rPr>
+          <w:b/>
+          <w:bCs/>
+        </w:rPr>
+        <w:t>Step 2 — Choose a Firmware Version</w:t>
+      </w:r>
+    </w:p>
+    <w:p>
+      <w:pPr>
+        <w:pStyle w:val="ListParagraph"/>
+        <w:numPr>
+          <w:ilvl w:val="0"/>
+          <w:numId w:val="15"/>
+        </w:numPr>
+        <w:ind w:left="936"/>
+      </w:pPr>
+      <w:r>
+        <w:t xml:space="preserve">Use the </w:t>
+      </w:r>
+      <w:proofErr w:type="gramStart"/>
+      <w:r>
+        <w:t>version dropdown</w:t>
+      </w:r>
+      <w:proofErr w:type="gramEnd"/>
+      <w:r>
+        <w:t xml:space="preserve"> menu to see the available firmware releases.</w:t>
+      </w:r>
+    </w:p>
+    <w:p>
+      <w:pPr>
+        <w:pStyle w:val="ListParagraph"/>
+        <w:numPr>
+          <w:ilvl w:val="0"/>
+          <w:numId w:val="15"/>
+        </w:numPr>
+        <w:ind w:left="936"/>
+      </w:pPr>
+      <w:r>
+        <w:t>Select the version you would like to install. Any release notes for that version will appear beneath the menu.</w:t>
+      </w:r>
+    </w:p>
+    <w:p>
+      <w:pPr>
+        <w:pStyle w:val="ListParagraph"/>
+        <w:ind w:left="576"/>
+      </w:pPr>
+      <w:r>
+        <w:rPr>
+          <w:b/>
+          <w:bCs/>
+        </w:rPr>
+        <w:t xml:space="preserve">Note: </w:t>
+      </w:r>
+      <w:r>
+        <w:rPr>
+          <w:i/>
+          <w:iCs/>
+        </w:rPr>
+        <w:t>If you are unsure which version to choose, select the one marked “recommended,” or check with whoever provided you this link.</w:t>
+      </w:r>
+    </w:p>
+    <w:p>
+      <w:pPr>
+        <w:pStyle w:val="ListParagraph"/>
+        <w:ind w:left="0"/>
+      </w:pPr>
+      <w:r>
+        <w:rPr>
+          <w:b/>
+          <w:bCs/>
+        </w:rPr>
+        <w:t>Step 3 — Flash the Firmware</w:t>
+      </w:r>
+    </w:p>
+    <w:p>
+      <w:pPr>
+        <w:pStyle w:val="ListParagraph"/>
+        <w:numPr>
+          <w:ilvl w:val="0"/>
+          <w:numId w:val="19"/>
+        </w:numPr>
+      </w:pPr>
+      <w:r>
+        <w:t>Click the “Flash firmware” button.</w:t>
+      </w:r>
+    </w:p>
+    <w:p>
+      <w:pPr>
+        <w:pStyle w:val="ListParagraph"/>
+        <w:numPr>
+          <w:ilvl w:val="1"/>
+          <w:numId w:val="19"/>
+        </w:numPr>
+      </w:pPr>
+      <w:r>
+        <w:t>The page will download the selected firmware file and begin writing it to your device. A progress bar and log will show real-time status.</w:t>
+      </w:r>
+    </w:p>
+    <w:p>
+      <w:pPr>
+        <w:pStyle w:val="ListParagraph"/>
+        <w:numPr>
+          <w:ilvl w:val="1"/>
+          <w:numId w:val="19"/>
+        </w:numPr>
+      </w:pPr>
+      <w:r>
+        <w:t>Do not disconnect the USB cable or close the browser tab while flashing is in progress.</w:t>
+      </w:r>
+    </w:p>
+    <w:p>
+      <w:pPr>
+        <w:pStyle w:val="ListParagraph"/>
+        <w:numPr>
+          <w:ilvl w:val="1"/>
+          <w:numId w:val="19"/>
+        </w:numPr>
+      </w:pPr>
+      <w:r>
+        <w:t>When flashing completes, the device will automatically restart and begin running the new firmware.</w:t>
+      </w:r>
+    </w:p>
+    <w:p>
+      <w:r>
+        <w:rPr>
+          <w:b/>
+          <w:bCs/>
+        </w:rPr>
+        <w:t>Troubleshooting</w:t>
+      </w:r>
+    </w:p>
+    <w:p>
+      <w:pPr>
+        <w:pStyle w:val="ListParagraph"/>
+        <w:rPr>
+          <w:color w:val="BF4E14" w:themeColor="accent2" w:themeShade="BF"/>
+        </w:rPr>
+      </w:pPr>
+      <w:r>
+        <w:rPr>
+          <w:b/>
+          <w:bCs/>
+          <w:color w:val="BF4E14" w:themeColor="accent2" w:themeShade="BF"/>
+        </w:rPr>
+        <w:t>The page says my browser isn't supported</w:t>
+      </w:r>
+    </w:p>
+    <w:p>
+      <w:pPr>
+        <w:pStyle w:val="ListParagraph"/>
+      </w:pPr>
+      <w:r>
+        <w:t>Switch to the latest version of Google Chrome, Microsoft Edge, or Opera on a desktop or laptop computer. Mobile browsers are not currently supported.</w:t>
+      </w:r>
+    </w:p>
+    <w:p>
+      <w:pPr>
+        <w:pStyle w:val="ListParagraph"/>
+        <w:rPr>
+          <w:color w:val="BF4E14" w:themeColor="accent2" w:themeShade="BF"/>
+        </w:rPr>
+      </w:pPr>
+      <w:r>
+        <w:rPr>
+          <w:b/>
+          <w:bCs/>
+          <w:color w:val="BF4E14" w:themeColor="accent2" w:themeShade="BF"/>
+        </w:rPr>
+        <w:t>No device shows up when I click Connect</w:t>
+      </w:r>
+    </w:p>
+    <w:p>
+      <w:pPr>
+        <w:pStyle w:val="ListParagraph"/>
+        <w:numPr>
+          <w:ilvl w:val="0"/>
+          <w:numId w:val="20"/>
+        </w:numPr>
+      </w:pPr>
+      <w:r>
+        <w:t>Try a different USB cable — some cables only carry power, not data.</w:t>
+      </w:r>
+    </w:p>
+    <w:p>
+      <w:pPr>
+        <w:pStyle w:val="ListParagraph"/>
+        <w:numPr>
+          <w:ilvl w:val="0"/>
+          <w:numId w:val="20"/>
+        </w:numPr>
+      </w:pPr>
+      <w:r>
+        <w:t>Try a different USB port on your computer.</w:t>
+      </w:r>
+    </w:p>
+    <w:p>
+      <w:pPr>
+        <w:pStyle w:val="ListParagraph"/>
+        <w:numPr>
+          <w:ilvl w:val="0"/>
+          <w:numId w:val="20"/>
+        </w:numPr>
+      </w:pPr>
+      <w:r>
+        <w:lastRenderedPageBreak/>
+        <w:t xml:space="preserve">Make sure any driver required by your device's USB chip is installed (this is </w:t>
+      </w:r>
+      <w:proofErr w:type="gramStart"/>
+      <w:r>
+        <w:t>rare, but</w:t>
+      </w:r>
+      <w:proofErr w:type="gramEnd"/>
+      <w:r>
+        <w:t xml:space="preserve"> occasionally needed on older Windows machines).</w:t>
+      </w:r>
+    </w:p>
+    <w:p>
+      <w:pPr>
+        <w:pStyle w:val="ListParagraph"/>
+        <w:rPr>
+          <w:color w:val="BF4E14" w:themeColor="accent2" w:themeShade="BF"/>
+        </w:rPr>
+      </w:pPr>
+      <w:r>
+        <w:rPr>
+          <w:b/>
+          <w:bCs/>
+          <w:color w:val="BF4E14" w:themeColor="accent2" w:themeShade="BF"/>
+        </w:rPr>
+        <w:t>Flashing fails partway through</w:t>
+      </w:r>
+    </w:p>
+    <w:p>
+      <w:pPr>
+        <w:pStyle w:val="ListParagraph"/>
+        <w:numPr>
+          <w:ilvl w:val="0"/>
+          <w:numId w:val="21"/>
+        </w:numPr>
+      </w:pPr>
+      <w:r>
+        <w:t>Make sure the USB cable stays connected for the entire process.</w:t>
+      </w:r>
+    </w:p>
+    <w:p>
+      <w:pPr>
+        <w:pStyle w:val="ListParagraph"/>
+        <w:numPr>
+          <w:ilvl w:val="0"/>
+          <w:numId w:val="21"/>
+        </w:numPr>
+      </w:pPr>
+      <w:r>
+        <w:t>Try lowering how many other USB devices are plugged in at the same time.</w:t>
+      </w:r>
+    </w:p>
+    <w:p>
+      <w:pPr>
+        <w:pStyle w:val="ListParagraph"/>
+        <w:numPr>
+          <w:ilvl w:val="0"/>
+          <w:numId w:val="21"/>
+        </w:numPr>
+      </w:pPr>
+      <w:r>
+        <w:t>Reload the page, reconnect, and try again.</w:t>
+      </w:r>
+    </w:p>
+    <w:p>
+      <w:pPr>
+        <w:pStyle w:val="ListParagraph"/>
+        <w:rPr>
+          <w:color w:val="BF4E14" w:themeColor="accent2" w:themeShade="BF"/>
+        </w:rPr>
+      </w:pPr>
+      <w:r>
+        <w:rPr>
+          <w:b/>
+          <w:bCs/>
+          <w:color w:val="BF4E14" w:themeColor="accent2" w:themeShade="BF"/>
+        </w:rPr>
+        <w:t>The device doesn't start up correctly after flashing</w:t>
+      </w:r>
+    </w:p>
+    <w:p>
+      <w:pPr>
+        <w:pStyle w:val="ListParagraph"/>
+      </w:pPr>
+      <w:r>
+        <w:t xml:space="preserve">Reconnect and re-flash the same version again. If the problem continues, please reach out with the text shown in the on-page </w:t>
+      </w:r>
+      <w:proofErr w:type="gramStart"/>
+      <w:r>
+        <w:t>log — it</w:t>
+      </w:r>
+      <w:proofErr w:type="gramEnd"/>
+      <w:r>
+        <w:t xml:space="preserve"> contains helpful details for diagnosing the issue.</w:t>
+      </w:r>
     </w:p>
     <w:p>
       <w:pPr>
@@ -2409,7 +2056,7 @@
       </w:r>
     </w:p>
     <w:p>
-      <w:hyperlink r:id="rId21" w:history="1">
+      <w:hyperlink r:id="rId17" w:history="1">
         <w:r>
           <w:rPr>
             <w:rStyle w:val="Hyperlink"/>
@@ -2432,8 +2079,8 @@
       </w:pPr>
     </w:p>
     <w:sectPr>
-      <w:headerReference w:type="default" r:id="rId22"/>
-      <w:footerReference w:type="default" r:id="rId23"/>
+      <w:headerReference w:type="default" r:id="rId18"/>
+      <w:footerReference w:type="default" r:id="rId19"/>
       <w:pgSz w:w="12240" w:h="15840"/>
       <w:pgMar w:top="720" w:right="720" w:bottom="720" w:left="720" w:header="720" w:footer="720" w:gutter="0"/>
       <w:cols w:space="720"/>
@@ -2561,6 +2208,162 @@
 <file path=word/numbering.xml><?xml version="1.0" encoding="utf-8"?>
 <w:numbering xmlns:wpc="http://schemas.microsoft.com/office/word/2010/wordprocessingCanvas" xmlns:cx="http://schemas.microsoft.com/office/drawing/2014/chartex" xmlns:cx1="http://schemas.microsoft.com/office/drawing/2015/9/8/chartex" xmlns:cx2="http://schemas.microsoft.com/office/drawing/2015/10/21/chartex" xmlns:cx3="http://schemas.microsoft.com/office/drawing/2016/5/9/chartex" xmlns:cx4="http://schemas.microsoft.com/office/drawing/2016/5/10/chartex" xmlns:cx5="http://schemas.microsoft.com/office/drawing/2016/5/11/chartex" xmlns:cx6="http://schemas.microsoft.com/office/drawing/2016/5/12/chartex" xmlns:cx7="http://schemas.microsoft.com/office/drawing/2016/5/13/chartex" xmlns:cx8="http://schemas.microsoft.com/office/drawing/2016/5/14/chartex" xmlns:mc="http://schemas.openxmlformats.org/markup-compatibility/2006" xmlns:aink="http://schemas.microsoft.com/office/drawing/2016/ink" xmlns:am3d="http://schemas.microsoft.com/office/drawing/2017/model3d" xmlns:o="urn:schemas-microsoft-com:office:office" xmlns:oel="http://schemas.microsoft.com/office/2019/extlst" xmlns:r="http://schemas.openxmlformats.org/officeDocument/2006/relationships" xmlns:m="http://schemas.openxmlformats.org/officeDocument/2006/math" xmlns:v="urn:schemas-microsoft-com:vml" xmlns:wp14="http://schemas.microsoft.com/office/word/2010/wordprocessingDrawing" xmlns:wp="http://schemas.openxmlformats.org/drawingml/2006/wordprocessingDrawing" xmlns:w10="urn:schemas-microsoft-com:office:word" xmlns:w="http://schemas.openxmlformats.org/wordprocessingml/2006/main" xmlns:w14="http://schemas.microsoft.com/office/word/2010/wordml" xmlns:w15="http://schemas.microsoft.com/office/word/2012/wordml" xmlns:w16cex="http://schemas.microsoft.com/office/word/2018/wordml/cex" xmlns:w16cid="http://schemas.microsoft.com/office/word/2016/wordml/cid" xmlns:w16="http://schemas.microsoft.com/office/word/2018/wordml" xmlns:w16du="http://schemas.microsoft.com/office/word/2023/wordml/word16du" xmlns:w16sdtdh="http://schemas.microsoft.com/office/word/2020/wordml/sdtdatahash" xmlns:w16sdtfl="http://schemas.microsoft.com/office/word/2024/wordml/sdtformatlock" xmlns:w16se="http://schemas.microsoft.com/office/word/2015/wordml/symex" xmlns:wpg="http://schemas.microsoft.com/office/word/2010/wordprocessingGroup" xmlns:wpi="http://schemas.microsoft.com/office/word/2010/wordprocessingInk" xmlns:wne="http://schemas.microsoft.com/office/word/2006/wordml" xmlns:wps="http://schemas.microsoft.com/office/word/2010/wordprocessingShape" mc:Ignorable="w14 w15 w16se w16cid w16 w16cex w16sdtdh w16sdtfl w16du wp14">
   <w:abstractNum w:abstractNumId="0" w15:restartNumberingAfterBreak="0">
+    <w:nsid w:val="00A563D4"/>
+    <w:multiLevelType w:val="hybridMultilevel"/>
+    <w:tmpl w:val="EF4E1E70"/>
+    <w:lvl w:ilvl="0" w:tplc="F88CC5BA">
+      <w:start w:val="1"/>
+      <w:numFmt w:val="decimal"/>
+      <w:lvlText w:val="%1."/>
+      <w:lvlJc w:val="left"/>
+      <w:pPr>
+        <w:ind w:left="576" w:hanging="360"/>
+      </w:pPr>
+    </w:lvl>
+    <w:lvl w:ilvl="1" w:tplc="2DFEEFDA">
+      <w:numFmt w:val="decimal"/>
+      <w:lvlText w:val=""/>
+      <w:lvlJc w:val="left"/>
+      <w:pPr>
+        <w:ind w:left="0" w:firstLine="0"/>
+      </w:pPr>
+    </w:lvl>
+    <w:lvl w:ilvl="2" w:tplc="1AE8B566">
+      <w:numFmt w:val="decimal"/>
+      <w:lvlText w:val=""/>
+      <w:lvlJc w:val="left"/>
+      <w:pPr>
+        <w:ind w:left="0" w:firstLine="0"/>
+      </w:pPr>
+    </w:lvl>
+    <w:lvl w:ilvl="3" w:tplc="8CB8171E">
+      <w:numFmt w:val="decimal"/>
+      <w:lvlText w:val=""/>
+      <w:lvlJc w:val="left"/>
+      <w:pPr>
+        <w:ind w:left="0" w:firstLine="0"/>
+      </w:pPr>
+    </w:lvl>
+    <w:lvl w:ilvl="4" w:tplc="430C6E18">
+      <w:numFmt w:val="decimal"/>
+      <w:lvlText w:val=""/>
+      <w:lvlJc w:val="left"/>
+      <w:pPr>
+        <w:ind w:left="0" w:firstLine="0"/>
+      </w:pPr>
+    </w:lvl>
+    <w:lvl w:ilvl="5" w:tplc="F466918A">
+      <w:numFmt w:val="decimal"/>
+      <w:lvlText w:val=""/>
+      <w:lvlJc w:val="left"/>
+      <w:pPr>
+        <w:ind w:left="0" w:firstLine="0"/>
+      </w:pPr>
+    </w:lvl>
+    <w:lvl w:ilvl="6" w:tplc="C66A4634">
+      <w:numFmt w:val="decimal"/>
+      <w:lvlText w:val=""/>
+      <w:lvlJc w:val="left"/>
+      <w:pPr>
+        <w:ind w:left="0" w:firstLine="0"/>
+      </w:pPr>
+    </w:lvl>
+    <w:lvl w:ilvl="7" w:tplc="AED466D0">
+      <w:numFmt w:val="decimal"/>
+      <w:lvlText w:val=""/>
+      <w:lvlJc w:val="left"/>
+      <w:pPr>
+        <w:ind w:left="0" w:firstLine="0"/>
+      </w:pPr>
+    </w:lvl>
+    <w:lvl w:ilvl="8" w:tplc="99A49A56">
+      <w:numFmt w:val="decimal"/>
+      <w:lvlText w:val=""/>
+      <w:lvlJc w:val="left"/>
+      <w:pPr>
+        <w:ind w:left="0" w:firstLine="0"/>
+      </w:pPr>
+    </w:lvl>
+  </w:abstractNum>
+  <w:abstractNum w:abstractNumId="1" w15:restartNumberingAfterBreak="0">
+    <w:nsid w:val="0AF178A6"/>
+    <w:multiLevelType w:val="hybridMultilevel"/>
+    <w:tmpl w:val="3CEA540C"/>
+    <w:lvl w:ilvl="0" w:tplc="FFFFFFFF">
+      <w:start w:val="1"/>
+      <w:numFmt w:val="decimal"/>
+      <w:lvlText w:val="%1."/>
+      <w:lvlJc w:val="left"/>
+      <w:pPr>
+        <w:ind w:left="1008" w:hanging="288"/>
+      </w:pPr>
+    </w:lvl>
+    <w:lvl w:ilvl="1" w:tplc="F6A27188">
+      <w:numFmt w:val="decimal"/>
+      <w:lvlText w:val=""/>
+      <w:lvlJc w:val="left"/>
+      <w:pPr>
+        <w:ind w:left="504" w:firstLine="0"/>
+      </w:pPr>
+    </w:lvl>
+    <w:lvl w:ilvl="2" w:tplc="F926D996">
+      <w:numFmt w:val="decimal"/>
+      <w:lvlText w:val=""/>
+      <w:lvlJc w:val="left"/>
+      <w:pPr>
+        <w:ind w:left="504" w:firstLine="0"/>
+      </w:pPr>
+    </w:lvl>
+    <w:lvl w:ilvl="3" w:tplc="023E62DE">
+      <w:numFmt w:val="decimal"/>
+      <w:lvlText w:val=""/>
+      <w:lvlJc w:val="left"/>
+      <w:pPr>
+        <w:ind w:left="504" w:firstLine="0"/>
+      </w:pPr>
+    </w:lvl>
+    <w:lvl w:ilvl="4" w:tplc="377864B0">
+      <w:numFmt w:val="decimal"/>
+      <w:lvlText w:val=""/>
+      <w:lvlJc w:val="left"/>
+      <w:pPr>
+        <w:ind w:left="504" w:firstLine="0"/>
+      </w:pPr>
+    </w:lvl>
+    <w:lvl w:ilvl="5" w:tplc="46188190">
+      <w:numFmt w:val="decimal"/>
+      <w:lvlText w:val=""/>
+      <w:lvlJc w:val="left"/>
+      <w:pPr>
+        <w:ind w:left="504" w:firstLine="0"/>
+      </w:pPr>
+    </w:lvl>
+    <w:lvl w:ilvl="6" w:tplc="D58613C0">
+      <w:numFmt w:val="decimal"/>
+      <w:lvlText w:val=""/>
+      <w:lvlJc w:val="left"/>
+      <w:pPr>
+        <w:ind w:left="504" w:firstLine="0"/>
+      </w:pPr>
+    </w:lvl>
+    <w:lvl w:ilvl="7" w:tplc="13B8DD6C">
+      <w:numFmt w:val="decimal"/>
+      <w:lvlText w:val=""/>
+      <w:lvlJc w:val="left"/>
+      <w:pPr>
+        <w:ind w:left="504" w:firstLine="0"/>
+      </w:pPr>
+    </w:lvl>
+    <w:lvl w:ilvl="8" w:tplc="0D642B2A">
+      <w:numFmt w:val="decimal"/>
+      <w:lvlText w:val=""/>
+      <w:lvlJc w:val="left"/>
+      <w:pPr>
+        <w:ind w:left="504" w:firstLine="0"/>
+      </w:pPr>
+    </w:lvl>
+  </w:abstractNum>
+  <w:abstractNum w:abstractNumId="2" w15:restartNumberingAfterBreak="0">
     <w:nsid w:val="105F4158"/>
     <w:multiLevelType w:val="hybridMultilevel"/>
     <w:tmpl w:val="824E4F2C"/>
@@ -2649,7 +2452,85 @@
       </w:pPr>
     </w:lvl>
   </w:abstractNum>
-  <w:abstractNum w:abstractNumId="1" w15:restartNumberingAfterBreak="0">
+  <w:abstractNum w:abstractNumId="3" w15:restartNumberingAfterBreak="0">
+    <w:nsid w:val="17C0663E"/>
+    <w:multiLevelType w:val="hybridMultilevel"/>
+    <w:tmpl w:val="EF4E1E70"/>
+    <w:lvl w:ilvl="0" w:tplc="FFFFFFFF">
+      <w:start w:val="1"/>
+      <w:numFmt w:val="decimal"/>
+      <w:lvlText w:val="%1."/>
+      <w:lvlJc w:val="left"/>
+      <w:pPr>
+        <w:ind w:left="936" w:hanging="360"/>
+      </w:pPr>
+    </w:lvl>
+    <w:lvl w:ilvl="1" w:tplc="FFFFFFFF">
+      <w:numFmt w:val="decimal"/>
+      <w:lvlText w:val=""/>
+      <w:lvlJc w:val="left"/>
+      <w:pPr>
+        <w:ind w:left="360" w:firstLine="0"/>
+      </w:pPr>
+    </w:lvl>
+    <w:lvl w:ilvl="2" w:tplc="FFFFFFFF">
+      <w:numFmt w:val="decimal"/>
+      <w:lvlText w:val=""/>
+      <w:lvlJc w:val="left"/>
+      <w:pPr>
+        <w:ind w:left="360" w:firstLine="0"/>
+      </w:pPr>
+    </w:lvl>
+    <w:lvl w:ilvl="3" w:tplc="FFFFFFFF">
+      <w:numFmt w:val="decimal"/>
+      <w:lvlText w:val=""/>
+      <w:lvlJc w:val="left"/>
+      <w:pPr>
+        <w:ind w:left="360" w:firstLine="0"/>
+      </w:pPr>
+    </w:lvl>
+    <w:lvl w:ilvl="4" w:tplc="FFFFFFFF">
+      <w:numFmt w:val="decimal"/>
+      <w:lvlText w:val=""/>
+      <w:lvlJc w:val="left"/>
+      <w:pPr>
+        <w:ind w:left="360" w:firstLine="0"/>
+      </w:pPr>
+    </w:lvl>
+    <w:lvl w:ilvl="5" w:tplc="FFFFFFFF">
+      <w:numFmt w:val="decimal"/>
+      <w:lvlText w:val=""/>
+      <w:lvlJc w:val="left"/>
+      <w:pPr>
+        <w:ind w:left="360" w:firstLine="0"/>
+      </w:pPr>
+    </w:lvl>
+    <w:lvl w:ilvl="6" w:tplc="FFFFFFFF">
+      <w:numFmt w:val="decimal"/>
+      <w:lvlText w:val=""/>
+      <w:lvlJc w:val="left"/>
+      <w:pPr>
+        <w:ind w:left="360" w:firstLine="0"/>
+      </w:pPr>
+    </w:lvl>
+    <w:lvl w:ilvl="7" w:tplc="FFFFFFFF">
+      <w:numFmt w:val="decimal"/>
+      <w:lvlText w:val=""/>
+      <w:lvlJc w:val="left"/>
+      <w:pPr>
+        <w:ind w:left="360" w:firstLine="0"/>
+      </w:pPr>
+    </w:lvl>
+    <w:lvl w:ilvl="8" w:tplc="FFFFFFFF">
+      <w:numFmt w:val="decimal"/>
+      <w:lvlText w:val=""/>
+      <w:lvlJc w:val="left"/>
+      <w:pPr>
+        <w:ind w:left="360" w:firstLine="0"/>
+      </w:pPr>
+    </w:lvl>
+  </w:abstractNum>
+  <w:abstractNum w:abstractNumId="4" w15:restartNumberingAfterBreak="0">
     <w:nsid w:val="25BF458D"/>
     <w:multiLevelType w:val="hybridMultilevel"/>
     <w:tmpl w:val="889655AC"/>
@@ -2738,7 +2619,7 @@
       </w:pPr>
     </w:lvl>
   </w:abstractNum>
-  <w:abstractNum w:abstractNumId="2" w15:restartNumberingAfterBreak="0">
+  <w:abstractNum w:abstractNumId="5" w15:restartNumberingAfterBreak="0">
     <w:nsid w:val="318275A5"/>
     <w:multiLevelType w:val="hybridMultilevel"/>
     <w:tmpl w:val="9D0080DC"/>
@@ -2827,7 +2708,171 @@
       </w:pPr>
     </w:lvl>
   </w:abstractNum>
-  <w:abstractNum w:abstractNumId="3" w15:restartNumberingAfterBreak="0">
+  <w:abstractNum w:abstractNumId="6" w15:restartNumberingAfterBreak="0">
+    <w:nsid w:val="3643607F"/>
+    <w:multiLevelType w:val="hybridMultilevel"/>
+    <w:tmpl w:val="EF4E1E70"/>
+    <w:lvl w:ilvl="0" w:tplc="FFFFFFFF">
+      <w:start w:val="1"/>
+      <w:numFmt w:val="decimal"/>
+      <w:lvlText w:val="%1."/>
+      <w:lvlJc w:val="left"/>
+      <w:pPr>
+        <w:ind w:left="576" w:hanging="360"/>
+      </w:pPr>
+    </w:lvl>
+    <w:lvl w:ilvl="1" w:tplc="FFFFFFFF">
+      <w:numFmt w:val="decimal"/>
+      <w:lvlText w:val=""/>
+      <w:lvlJc w:val="left"/>
+      <w:pPr>
+        <w:ind w:left="0" w:firstLine="0"/>
+      </w:pPr>
+    </w:lvl>
+    <w:lvl w:ilvl="2" w:tplc="FFFFFFFF">
+      <w:numFmt w:val="decimal"/>
+      <w:lvlText w:val=""/>
+      <w:lvlJc w:val="left"/>
+      <w:pPr>
+        <w:ind w:left="0" w:firstLine="0"/>
+      </w:pPr>
+    </w:lvl>
+    <w:lvl w:ilvl="3" w:tplc="FFFFFFFF">
+      <w:numFmt w:val="decimal"/>
+      <w:lvlText w:val=""/>
+      <w:lvlJc w:val="left"/>
+      <w:pPr>
+        <w:ind w:left="0" w:firstLine="0"/>
+      </w:pPr>
+    </w:lvl>
+    <w:lvl w:ilvl="4" w:tplc="FFFFFFFF">
+      <w:numFmt w:val="decimal"/>
+      <w:lvlText w:val=""/>
+      <w:lvlJc w:val="left"/>
+      <w:pPr>
+        <w:ind w:left="0" w:firstLine="0"/>
+      </w:pPr>
+    </w:lvl>
+    <w:lvl w:ilvl="5" w:tplc="FFFFFFFF">
+      <w:numFmt w:val="decimal"/>
+      <w:lvlText w:val=""/>
+      <w:lvlJc w:val="left"/>
+      <w:pPr>
+        <w:ind w:left="0" w:firstLine="0"/>
+      </w:pPr>
+    </w:lvl>
+    <w:lvl w:ilvl="6" w:tplc="FFFFFFFF">
+      <w:numFmt w:val="decimal"/>
+      <w:lvlText w:val=""/>
+      <w:lvlJc w:val="left"/>
+      <w:pPr>
+        <w:ind w:left="0" w:firstLine="0"/>
+      </w:pPr>
+    </w:lvl>
+    <w:lvl w:ilvl="7" w:tplc="FFFFFFFF">
+      <w:numFmt w:val="decimal"/>
+      <w:lvlText w:val=""/>
+      <w:lvlJc w:val="left"/>
+      <w:pPr>
+        <w:ind w:left="0" w:firstLine="0"/>
+      </w:pPr>
+    </w:lvl>
+    <w:lvl w:ilvl="8" w:tplc="FFFFFFFF">
+      <w:numFmt w:val="decimal"/>
+      <w:lvlText w:val=""/>
+      <w:lvlJc w:val="left"/>
+      <w:pPr>
+        <w:ind w:left="0" w:firstLine="0"/>
+      </w:pPr>
+    </w:lvl>
+  </w:abstractNum>
+  <w:abstractNum w:abstractNumId="7" w15:restartNumberingAfterBreak="0">
+    <w:nsid w:val="3E42366E"/>
+    <w:multiLevelType w:val="hybridMultilevel"/>
+    <w:tmpl w:val="8BBAD356"/>
+    <w:lvl w:ilvl="0" w:tplc="FFFFFFFF">
+      <w:start w:val="1"/>
+      <w:numFmt w:val="decimal"/>
+      <w:lvlText w:val="%1."/>
+      <w:lvlJc w:val="left"/>
+      <w:pPr>
+        <w:ind w:left="720" w:hanging="360"/>
+      </w:pPr>
+    </w:lvl>
+    <w:lvl w:ilvl="1" w:tplc="04090019" w:tentative="1">
+      <w:start w:val="1"/>
+      <w:numFmt w:val="lowerLetter"/>
+      <w:lvlText w:val="%2."/>
+      <w:lvlJc w:val="left"/>
+      <w:pPr>
+        <w:ind w:left="1584" w:hanging="360"/>
+      </w:pPr>
+    </w:lvl>
+    <w:lvl w:ilvl="2" w:tplc="0409001B" w:tentative="1">
+      <w:start w:val="1"/>
+      <w:numFmt w:val="lowerRoman"/>
+      <w:lvlText w:val="%3."/>
+      <w:lvlJc w:val="right"/>
+      <w:pPr>
+        <w:ind w:left="2304" w:hanging="180"/>
+      </w:pPr>
+    </w:lvl>
+    <w:lvl w:ilvl="3" w:tplc="0409000F" w:tentative="1">
+      <w:start w:val="1"/>
+      <w:numFmt w:val="decimal"/>
+      <w:lvlText w:val="%4."/>
+      <w:lvlJc w:val="left"/>
+      <w:pPr>
+        <w:ind w:left="3024" w:hanging="360"/>
+      </w:pPr>
+    </w:lvl>
+    <w:lvl w:ilvl="4" w:tplc="04090019" w:tentative="1">
+      <w:start w:val="1"/>
+      <w:numFmt w:val="lowerLetter"/>
+      <w:lvlText w:val="%5."/>
+      <w:lvlJc w:val="left"/>
+      <w:pPr>
+        <w:ind w:left="3744" w:hanging="360"/>
+      </w:pPr>
+    </w:lvl>
+    <w:lvl w:ilvl="5" w:tplc="0409001B" w:tentative="1">
+      <w:start w:val="1"/>
+      <w:numFmt w:val="lowerRoman"/>
+      <w:lvlText w:val="%6."/>
+      <w:lvlJc w:val="right"/>
+      <w:pPr>
+        <w:ind w:left="4464" w:hanging="180"/>
+      </w:pPr>
+    </w:lvl>
+    <w:lvl w:ilvl="6" w:tplc="0409000F" w:tentative="1">
+      <w:start w:val="1"/>
+      <w:numFmt w:val="decimal"/>
+      <w:lvlText w:val="%7."/>
+      <w:lvlJc w:val="left"/>
+      <w:pPr>
+        <w:ind w:left="5184" w:hanging="360"/>
+      </w:pPr>
+    </w:lvl>
+    <w:lvl w:ilvl="7" w:tplc="04090019" w:tentative="1">
+      <w:start w:val="1"/>
+      <w:numFmt w:val="lowerLetter"/>
+      <w:lvlText w:val="%8."/>
+      <w:lvlJc w:val="left"/>
+      <w:pPr>
+        <w:ind w:left="5904" w:hanging="360"/>
+      </w:pPr>
+    </w:lvl>
+    <w:lvl w:ilvl="8" w:tplc="0409001B" w:tentative="1">
+      <w:start w:val="1"/>
+      <w:numFmt w:val="lowerRoman"/>
+      <w:lvlText w:val="%9."/>
+      <w:lvlJc w:val="right"/>
+      <w:pPr>
+        <w:ind w:left="6624" w:hanging="180"/>
+      </w:pPr>
+    </w:lvl>
+  </w:abstractNum>
+  <w:abstractNum w:abstractNumId="8" w15:restartNumberingAfterBreak="0">
     <w:nsid w:val="49005115"/>
     <w:multiLevelType w:val="hybridMultilevel"/>
     <w:tmpl w:val="0226C738"/>
@@ -2916,7 +2961,7 @@
       </w:pPr>
     </w:lvl>
   </w:abstractNum>
-  <w:abstractNum w:abstractNumId="4" w15:restartNumberingAfterBreak="0">
+  <w:abstractNum w:abstractNumId="9" w15:restartNumberingAfterBreak="0">
     <w:nsid w:val="4B29240C"/>
     <w:multiLevelType w:val="hybridMultilevel"/>
     <w:tmpl w:val="44F625E0"/>
@@ -3005,7 +3050,85 @@
       </w:pPr>
     </w:lvl>
   </w:abstractNum>
-  <w:abstractNum w:abstractNumId="5" w15:restartNumberingAfterBreak="0">
+  <w:abstractNum w:abstractNumId="10" w15:restartNumberingAfterBreak="0">
+    <w:nsid w:val="54D831BB"/>
+    <w:multiLevelType w:val="hybridMultilevel"/>
+    <w:tmpl w:val="3CEA540C"/>
+    <w:lvl w:ilvl="0" w:tplc="FFFFFFFF">
+      <w:start w:val="1"/>
+      <w:numFmt w:val="decimal"/>
+      <w:lvlText w:val="%1."/>
+      <w:lvlJc w:val="left"/>
+      <w:pPr>
+        <w:ind w:left="1008" w:hanging="288"/>
+      </w:pPr>
+    </w:lvl>
+    <w:lvl w:ilvl="1" w:tplc="FFFFFFFF">
+      <w:numFmt w:val="decimal"/>
+      <w:lvlText w:val=""/>
+      <w:lvlJc w:val="left"/>
+      <w:pPr>
+        <w:ind w:left="504" w:firstLine="0"/>
+      </w:pPr>
+    </w:lvl>
+    <w:lvl w:ilvl="2" w:tplc="FFFFFFFF">
+      <w:numFmt w:val="decimal"/>
+      <w:lvlText w:val=""/>
+      <w:lvlJc w:val="left"/>
+      <w:pPr>
+        <w:ind w:left="504" w:firstLine="0"/>
+      </w:pPr>
+    </w:lvl>
+    <w:lvl w:ilvl="3" w:tplc="FFFFFFFF">
+      <w:numFmt w:val="decimal"/>
+      <w:lvlText w:val=""/>
+      <w:lvlJc w:val="left"/>
+      <w:pPr>
+        <w:ind w:left="504" w:firstLine="0"/>
+      </w:pPr>
+    </w:lvl>
+    <w:lvl w:ilvl="4" w:tplc="FFFFFFFF">
+      <w:numFmt w:val="decimal"/>
+      <w:lvlText w:val=""/>
+      <w:lvlJc w:val="left"/>
+      <w:pPr>
+        <w:ind w:left="504" w:firstLine="0"/>
+      </w:pPr>
+    </w:lvl>
+    <w:lvl w:ilvl="5" w:tplc="FFFFFFFF">
+      <w:numFmt w:val="decimal"/>
+      <w:lvlText w:val=""/>
+      <w:lvlJc w:val="left"/>
+      <w:pPr>
+        <w:ind w:left="504" w:firstLine="0"/>
+      </w:pPr>
+    </w:lvl>
+    <w:lvl w:ilvl="6" w:tplc="FFFFFFFF">
+      <w:numFmt w:val="decimal"/>
+      <w:lvlText w:val=""/>
+      <w:lvlJc w:val="left"/>
+      <w:pPr>
+        <w:ind w:left="504" w:firstLine="0"/>
+      </w:pPr>
+    </w:lvl>
+    <w:lvl w:ilvl="7" w:tplc="FFFFFFFF">
+      <w:numFmt w:val="decimal"/>
+      <w:lvlText w:val=""/>
+      <w:lvlJc w:val="left"/>
+      <w:pPr>
+        <w:ind w:left="504" w:firstLine="0"/>
+      </w:pPr>
+    </w:lvl>
+    <w:lvl w:ilvl="8" w:tplc="FFFFFFFF">
+      <w:numFmt w:val="decimal"/>
+      <w:lvlText w:val=""/>
+      <w:lvlJc w:val="left"/>
+      <w:pPr>
+        <w:ind w:left="504" w:firstLine="0"/>
+      </w:pPr>
+    </w:lvl>
+  </w:abstractNum>
+  <w:abstractNum w:abstractNumId="11" w15:restartNumberingAfterBreak="0">
     <w:nsid w:val="5A15250F"/>
     <w:multiLevelType w:val="hybridMultilevel"/>
     <w:tmpl w:val="59F0E31A"/>
@@ -3094,7 +3217,7 @@
       </w:pPr>
     </w:lvl>
   </w:abstractNum>
-  <w:abstractNum w:abstractNumId="6" w15:restartNumberingAfterBreak="0">
+  <w:abstractNum w:abstractNumId="12" w15:restartNumberingAfterBreak="0">
     <w:nsid w:val="5E40095C"/>
     <w:multiLevelType w:val="hybridMultilevel"/>
     <w:tmpl w:val="B8A2BD88"/>
@@ -3183,7 +3306,93 @@
       </w:pPr>
     </w:lvl>
   </w:abstractNum>
-  <w:abstractNum w:abstractNumId="7" w15:restartNumberingAfterBreak="0">
+  <w:abstractNum w:abstractNumId="13" w15:restartNumberingAfterBreak="0">
+    <w:nsid w:val="60E45C4C"/>
+    <w:multiLevelType w:val="hybridMultilevel"/>
+    <w:tmpl w:val="4ECA0E0E"/>
+    <w:lvl w:ilvl="0" w:tplc="04090019">
+      <w:start w:val="1"/>
+      <w:numFmt w:val="lowerLetter"/>
+      <w:lvlText w:val="%1."/>
+      <w:lvlJc w:val="left"/>
+      <w:pPr>
+        <w:ind w:left="1080" w:hanging="360"/>
+      </w:pPr>
+    </w:lvl>
+    <w:lvl w:ilvl="1" w:tplc="04090019" w:tentative="1">
+      <w:start w:val="1"/>
+      <w:numFmt w:val="lowerLetter"/>
+      <w:lvlText w:val="%2."/>
+      <w:lvlJc w:val="left"/>
+      <w:pPr>
+        <w:ind w:left="1800" w:hanging="360"/>
+      </w:pPr>
+    </w:lvl>
+    <w:lvl w:ilvl="2" w:tplc="0409001B" w:tentative="1">
+      <w:start w:val="1"/>
+      <w:numFmt w:val="lowerRoman"/>
+      <w:lvlText w:val="%3."/>
+      <w:lvlJc w:val="right"/>
+      <w:pPr>
+        <w:ind w:left="2520" w:hanging="180"/>
+      </w:pPr>
+    </w:lvl>
+    <w:lvl w:ilvl="3" w:tplc="0409000F" w:tentative="1">
+      <w:start w:val="1"/>
+      <w:numFmt w:val="decimal"/>
+      <w:lvlText w:val="%4."/>
+      <w:lvlJc w:val="left"/>
+      <w:pPr>
+        <w:ind w:left="3240" w:hanging="360"/>
+      </w:pPr>
+    </w:lvl>
+    <w:lvl w:ilvl="4" w:tplc="04090019" w:tentative="1">
+      <w:start w:val="1"/>
+      <w:numFmt w:val="lowerLetter"/>
+      <w:lvlText w:val="%5."/>
+      <w:lvlJc w:val="left"/>
+      <w:pPr>
+        <w:ind w:left="3960" w:hanging="360"/>
+      </w:pPr>
+    </w:lvl>
+    <w:lvl w:ilvl="5" w:tplc="0409001B" w:tentative="1">
+      <w:start w:val="1"/>
+      <w:numFmt w:val="lowerRoman"/>
+      <w:lvlText w:val="%6."/>
+      <w:lvlJc w:val="right"/>
+      <w:pPr>
+        <w:ind w:left="4680" w:hanging="180"/>
+      </w:pPr>
+    </w:lvl>
+    <w:lvl w:ilvl="6" w:tplc="0409000F" w:tentative="1">
+      <w:start w:val="1"/>
+      <w:numFmt w:val="decimal"/>
+      <w:lvlText w:val="%7."/>
+      <w:lvlJc w:val="left"/>
+      <w:pPr>
+        <w:ind w:left="5400" w:hanging="360"/>
+      </w:pPr>
+    </w:lvl>
+    <w:lvl w:ilvl="7" w:tplc="04090019" w:tentative="1">
+      <w:start w:val="1"/>
+      <w:numFmt w:val="lowerLetter"/>
+      <w:lvlText w:val="%8."/>
+      <w:lvlJc w:val="left"/>
+      <w:pPr>
+        <w:ind w:left="6120" w:hanging="360"/>
+      </w:pPr>
+    </w:lvl>
+    <w:lvl w:ilvl="8" w:tplc="0409001B" w:tentative="1">
+      <w:start w:val="1"/>
+      <w:numFmt w:val="lowerRoman"/>
+      <w:lvlText w:val="%9."/>
+      <w:lvlJc w:val="right"/>
+      <w:pPr>
+        <w:ind w:left="6840" w:hanging="180"/>
+      </w:pPr>
+    </w:lvl>
+  </w:abstractNum>
+  <w:abstractNum w:abstractNumId="14" w15:restartNumberingAfterBreak="0">
     <w:nsid w:val="66255400"/>
     <w:multiLevelType w:val="hybridMultilevel"/>
     <w:tmpl w:val="29B67406"/>
@@ -3272,7 +3481,7 @@
       </w:pPr>
     </w:lvl>
   </w:abstractNum>
-  <w:abstractNum w:abstractNumId="8" w15:restartNumberingAfterBreak="0">
+  <w:abstractNum w:abstractNumId="15" w15:restartNumberingAfterBreak="0">
     <w:nsid w:val="674E5A79"/>
     <w:multiLevelType w:val="hybridMultilevel"/>
     <w:tmpl w:val="86421082"/>
@@ -3370,7 +3579,7 @@
       </w:pPr>
     </w:lvl>
   </w:abstractNum>
-  <w:abstractNum w:abstractNumId="9" w15:restartNumberingAfterBreak="0">
+  <w:abstractNum w:abstractNumId="16" w15:restartNumberingAfterBreak="0">
     <w:nsid w:val="698B3D55"/>
     <w:multiLevelType w:val="hybridMultilevel"/>
     <w:tmpl w:val="39442D62"/>
@@ -3459,7 +3668,198 @@
       </w:pPr>
     </w:lvl>
   </w:abstractNum>
-  <w:abstractNum w:abstractNumId="10" w15:restartNumberingAfterBreak="0">
+  <w:abstractNum w:abstractNumId="17" w15:restartNumberingAfterBreak="0">
+    <w:nsid w:val="6A2B48D0"/>
+    <w:multiLevelType w:val="hybridMultilevel"/>
+    <w:tmpl w:val="F0E8AD92"/>
+    <w:lvl w:ilvl="0" w:tplc="04090001">
+      <w:start w:val="1"/>
+      <w:numFmt w:val="bullet"/>
+      <w:lvlText w:val=""/>
+      <w:lvlJc w:val="left"/>
+      <w:pPr>
+        <w:ind w:left="720" w:hanging="360"/>
+      </w:pPr>
+      <w:rPr>
+        <w:rFonts w:ascii="Symbol" w:hAnsi="Symbol" w:hint="default"/>
+      </w:rPr>
+    </w:lvl>
+    <w:lvl w:ilvl="1" w:tplc="04090003">
+      <w:start w:val="1"/>
+      <w:numFmt w:val="bullet"/>
+      <w:lvlText w:val="o"/>
+      <w:lvlJc w:val="left"/>
+      <w:pPr>
+        <w:ind w:left="1440" w:hanging="360"/>
+      </w:pPr>
+      <w:rPr>
+        <w:rFonts w:ascii="Courier New" w:hAnsi="Courier New" w:cs="Courier New" w:hint="default"/>
+      </w:rPr>
+    </w:lvl>
+    <w:lvl w:ilvl="2" w:tplc="04090005" w:tentative="1">
+      <w:start w:val="1"/>
+      <w:numFmt w:val="bullet"/>
+      <w:lvlText w:val=""/>
+      <w:lvlJc w:val="left"/>
+      <w:pPr>
+        <w:ind w:left="2160" w:hanging="360"/>
+      </w:pPr>
+      <w:rPr>
+        <w:rFonts w:ascii="Wingdings" w:hAnsi="Wingdings" w:hint="default"/>
+      </w:rPr>
+    </w:lvl>
+    <w:lvl w:ilvl="3" w:tplc="04090001" w:tentative="1">
+      <w:start w:val="1"/>
+      <w:numFmt w:val="bullet"/>
+      <w:lvlText w:val=""/>
+      <w:lvlJc w:val="left"/>
+      <w:pPr>
+        <w:ind w:left="2880" w:hanging="360"/>
+      </w:pPr>
+      <w:rPr>
+        <w:rFonts w:ascii="Symbol" w:hAnsi="Symbol" w:hint="default"/>
+      </w:rPr>
+    </w:lvl>
+    <w:lvl w:ilvl="4" w:tplc="04090003" w:tentative="1">
+      <w:start w:val="1"/>
+      <w:numFmt w:val="bullet"/>
+      <w:lvlText w:val="o"/>
+      <w:lvlJc w:val="left"/>
+      <w:pPr>
+        <w:ind w:left="3600" w:hanging="360"/>
+      </w:pPr>
+      <w:rPr>
+        <w:rFonts w:ascii="Courier New" w:hAnsi="Courier New" w:cs="Courier New" w:hint="default"/>
+      </w:rPr>
+    </w:lvl>
+    <w:lvl w:ilvl="5" w:tplc="04090005" w:tentative="1">
+      <w:start w:val="1"/>
+      <w:numFmt w:val="bullet"/>
+      <w:lvlText w:val=""/>
+      <w:lvlJc w:val="left"/>
+      <w:pPr>
+        <w:ind w:left="4320" w:hanging="360"/>
+      </w:pPr>
+      <w:rPr>
+        <w:rFonts w:ascii="Wingdings" w:hAnsi="Wingdings" w:hint="default"/>
+      </w:rPr>
+    </w:lvl>
+    <w:lvl w:ilvl="6" w:tplc="04090001" w:tentative="1">
+      <w:start w:val="1"/>
+      <w:numFmt w:val="bullet"/>
+      <w:lvlText w:val=""/>
+      <w:lvlJc w:val="left"/>
+      <w:pPr>
+        <w:ind w:left="5040" w:hanging="360"/>
+      </w:pPr>
+      <w:rPr>
+        <w:rFonts w:ascii="Symbol" w:hAnsi="Symbol" w:hint="default"/>
+      </w:rPr>
+    </w:lvl>
+    <w:lvl w:ilvl="7" w:tplc="04090003" w:tentative="1">
+      <w:start w:val="1"/>
+      <w:numFmt w:val="bullet"/>
+      <w:lvlText w:val="o"/>
+      <w:lvlJc w:val="left"/>
+      <w:pPr>
+        <w:ind w:left="5760" w:hanging="360"/>
+      </w:pPr>
+      <w:rPr>
+        <w:rFonts w:ascii="Courier New" w:hAnsi="Courier New" w:cs="Courier New" w:hint="default"/>
+      </w:rPr>
+    </w:lvl>
+    <w:lvl w:ilvl="8" w:tplc="04090005" w:tentative="1">
+      <w:start w:val="1"/>
+      <w:numFmt w:val="bullet"/>
+      <w:lvlText w:val=""/>
+      <w:lvlJc w:val="left"/>
+      <w:pPr>
+        <w:ind w:left="6480" w:hanging="360"/>
+      </w:pPr>
+      <w:rPr>
+        <w:rFonts w:ascii="Wingdings" w:hAnsi="Wingdings" w:hint="default"/>
+      </w:rPr>
+    </w:lvl>
+  </w:abstractNum>
+  <w:abstractNum w:abstractNumId="18" w15:restartNumberingAfterBreak="0">
+    <w:nsid w:val="726A1455"/>
+    <w:multiLevelType w:val="hybridMultilevel"/>
+    <w:tmpl w:val="3CEA540C"/>
+    <w:lvl w:ilvl="0" w:tplc="FFFFFFFF">
+      <w:start w:val="1"/>
+      <w:numFmt w:val="decimal"/>
+      <w:lvlText w:val="%1."/>
+      <w:lvlJc w:val="left"/>
+      <w:pPr>
+        <w:ind w:left="1008" w:hanging="288"/>
+      </w:pPr>
+    </w:lvl>
+    <w:lvl w:ilvl="1" w:tplc="FFFFFFFF">
+      <w:numFmt w:val="decimal"/>
+      <w:lvlText w:val=""/>
+      <w:lvlJc w:val="left"/>
+      <w:pPr>
+        <w:ind w:left="504" w:firstLine="0"/>
+      </w:pPr>
+    </w:lvl>
+    <w:lvl w:ilvl="2" w:tplc="FFFFFFFF">
+      <w:numFmt w:val="decimal"/>
+      <w:lvlText w:val=""/>
+      <w:lvlJc w:val="left"/>
+      <w:pPr>
+        <w:ind w:left="504" w:firstLine="0"/>
+      </w:pPr>
+    </w:lvl>
+    <w:lvl w:ilvl="3" w:tplc="FFFFFFFF">
+      <w:numFmt w:val="decimal"/>
+      <w:lvlText w:val=""/>
+      <w:lvlJc w:val="left"/>
+      <w:pPr>
+        <w:ind w:left="504" w:firstLine="0"/>
+      </w:pPr>
+    </w:lvl>
+    <w:lvl w:ilvl="4" w:tplc="FFFFFFFF">
+      <w:numFmt w:val="decimal"/>
+      <w:lvlText w:val=""/>
+      <w:lvlJc w:val="left"/>
+      <w:pPr>
+        <w:ind w:left="504" w:firstLine="0"/>
+      </w:pPr>
+    </w:lvl>
+    <w:lvl w:ilvl="5" w:tplc="FFFFFFFF">
+      <w:numFmt w:val="decimal"/>
+      <w:lvlText w:val=""/>
+      <w:lvlJc w:val="left"/>
+      <w:pPr>
+        <w:ind w:left="504" w:firstLine="0"/>
+      </w:pPr>
+    </w:lvl>
+    <w:lvl w:ilvl="6" w:tplc="FFFFFFFF">
+      <w:numFmt w:val="decimal"/>
+      <w:lvlText w:val=""/>
+      <w:lvlJc w:val="left"/>
+      <w:pPr>
+        <w:ind w:left="504" w:firstLine="0"/>
+      </w:pPr>
+    </w:lvl>
+    <w:lvl w:ilvl="7" w:tplc="FFFFFFFF">
+      <w:numFmt w:val="decimal"/>
+      <w:lvlText w:val=""/>
+      <w:lvlJc w:val="left"/>
+      <w:pPr>
+        <w:ind w:left="504" w:firstLine="0"/>
+      </w:pPr>
+    </w:lvl>
+    <w:lvl w:ilvl="8" w:tplc="FFFFFFFF">
+      <w:numFmt w:val="decimal"/>
+      <w:lvlText w:val=""/>
+      <w:lvlJc w:val="left"/>
+      <w:pPr>
+        <w:ind w:left="504" w:firstLine="0"/>
+      </w:pPr>
+    </w:lvl>
+  </w:abstractNum>
+  <w:abstractNum w:abstractNumId="19" w15:restartNumberingAfterBreak="0">
     <w:nsid w:val="789C3A5F"/>
     <w:multiLevelType w:val="hybridMultilevel"/>
     <w:tmpl w:val="B0F433B8"/>
@@ -3548,38 +3948,167 @@
       </w:pPr>
     </w:lvl>
   </w:abstractNum>
+  <w:abstractNum w:abstractNumId="20" w15:restartNumberingAfterBreak="0">
+    <w:nsid w:val="7F360283"/>
+    <w:multiLevelType w:val="hybridMultilevel"/>
+    <w:tmpl w:val="300CA3BA"/>
+    <w:lvl w:ilvl="0" w:tplc="FFFFFFFF">
+      <w:start w:val="1"/>
+      <w:numFmt w:val="decimal"/>
+      <w:lvlText w:val="%1."/>
+      <w:lvlJc w:val="left"/>
+      <w:pPr>
+        <w:ind w:left="936" w:hanging="360"/>
+      </w:pPr>
+    </w:lvl>
+    <w:lvl w:ilvl="1" w:tplc="FFFFFFFF">
+      <w:numFmt w:val="decimal"/>
+      <w:lvlText w:val=""/>
+      <w:lvlJc w:val="left"/>
+      <w:pPr>
+        <w:ind w:left="360" w:firstLine="0"/>
+      </w:pPr>
+    </w:lvl>
+    <w:lvl w:ilvl="2" w:tplc="FFFFFFFF">
+      <w:numFmt w:val="decimal"/>
+      <w:lvlText w:val=""/>
+      <w:lvlJc w:val="left"/>
+      <w:pPr>
+        <w:ind w:left="360" w:firstLine="0"/>
+      </w:pPr>
+    </w:lvl>
+    <w:lvl w:ilvl="3" w:tplc="04090001">
+      <w:start w:val="1"/>
+      <w:numFmt w:val="bullet"/>
+      <w:lvlText w:val=""/>
+      <w:lvlJc w:val="left"/>
+      <w:pPr>
+        <w:ind w:left="720" w:hanging="360"/>
+      </w:pPr>
+      <w:rPr>
+        <w:rFonts w:ascii="Symbol" w:hAnsi="Symbol" w:hint="default"/>
+      </w:rPr>
+    </w:lvl>
+    <w:lvl w:ilvl="4" w:tplc="FFFFFFFF">
+      <w:numFmt w:val="decimal"/>
+      <w:lvlText w:val=""/>
+      <w:lvlJc w:val="left"/>
+      <w:pPr>
+        <w:ind w:left="360" w:firstLine="0"/>
+      </w:pPr>
+    </w:lvl>
+    <w:lvl w:ilvl="5" w:tplc="FFFFFFFF">
+      <w:numFmt w:val="decimal"/>
+      <w:lvlText w:val=""/>
+      <w:lvlJc w:val="left"/>
+      <w:pPr>
+        <w:ind w:left="360" w:firstLine="0"/>
+      </w:pPr>
+    </w:lvl>
+    <w:lvl w:ilvl="6" w:tplc="FFFFFFFF">
+      <w:numFmt w:val="decimal"/>
+      <w:lvlText w:val=""/>
+      <w:lvlJc w:val="left"/>
+      <w:pPr>
+        <w:ind w:left="360" w:firstLine="0"/>
+      </w:pPr>
+    </w:lvl>
+    <w:lvl w:ilvl="7" w:tplc="FFFFFFFF">
+      <w:numFmt w:val="decimal"/>
+      <w:lvlText w:val=""/>
+      <w:lvlJc w:val="left"/>
+      <w:pPr>
+        <w:ind w:left="360" w:firstLine="0"/>
+      </w:pPr>
+    </w:lvl>
+    <w:lvl w:ilvl="8" w:tplc="FFFFFFFF">
+      <w:numFmt w:val="decimal"/>
+      <w:lvlText w:val=""/>
+      <w:lvlJc w:val="left"/>
+      <w:pPr>
+        <w:ind w:left="360" w:firstLine="0"/>
+      </w:pPr>
+    </w:lvl>
+  </w:abstractNum>
   <w:num w:numId="1" w16cid:durableId="1432436910">
+    <w:abstractNumId w:val="9"/>
+  </w:num>
+  <w:num w:numId="2" w16cid:durableId="326372430">
+    <w:abstractNumId w:val="5"/>
+  </w:num>
+  <w:num w:numId="3" w16cid:durableId="166214429">
+    <w:abstractNumId w:val="8"/>
+  </w:num>
+  <w:num w:numId="4" w16cid:durableId="1902642016">
+    <w:abstractNumId w:val="11"/>
+  </w:num>
+  <w:num w:numId="5" w16cid:durableId="991711626">
+    <w:abstractNumId w:val="16"/>
+  </w:num>
+  <w:num w:numId="6" w16cid:durableId="1880777959">
     <w:abstractNumId w:val="4"/>
   </w:num>
-  <w:num w:numId="2" w16cid:durableId="326372430">
+  <w:num w:numId="7" w16cid:durableId="708382042">
+    <w:abstractNumId w:val="12"/>
+  </w:num>
+  <w:num w:numId="8" w16cid:durableId="1064639169">
+    <w:abstractNumId w:val="14"/>
+  </w:num>
+  <w:num w:numId="9" w16cid:durableId="558857333">
+    <w:abstractNumId w:val="19"/>
+  </w:num>
+  <w:num w:numId="10" w16cid:durableId="740177733">
+    <w:abstractNumId w:val="15"/>
+  </w:num>
+  <w:num w:numId="11" w16cid:durableId="152989498">
     <w:abstractNumId w:val="2"/>
   </w:num>
-  <w:num w:numId="3" w16cid:durableId="166214429">
+  <w:num w:numId="12" w16cid:durableId="600378282">
+    <w:abstractNumId w:val="1"/>
+  </w:num>
+  <w:num w:numId="13" w16cid:durableId="1174613682">
+    <w:abstractNumId w:val="0"/>
+    <w:lvlOverride w:ilvl="0">
+      <w:startOverride w:val="1"/>
+    </w:lvlOverride>
+    <w:lvlOverride w:ilvl="1"/>
+    <w:lvlOverride w:ilvl="2"/>
+    <w:lvlOverride w:ilvl="3"/>
+    <w:lvlOverride w:ilvl="4"/>
+    <w:lvlOverride w:ilvl="5"/>
+    <w:lvlOverride w:ilvl="6"/>
+    <w:lvlOverride w:ilvl="7"/>
+    <w:lvlOverride w:ilvl="8"/>
+  </w:num>
+  <w:num w:numId="14" w16cid:durableId="733747023">
+    <w:abstractNumId w:val="0"/>
+  </w:num>
+  <w:num w:numId="15" w16cid:durableId="770928267">
+    <w:abstractNumId w:val="6"/>
+  </w:num>
+  <w:num w:numId="16" w16cid:durableId="676927324">
+    <w:abstractNumId w:val="1"/>
+  </w:num>
+  <w:num w:numId="17" w16cid:durableId="911743662">
     <w:abstractNumId w:val="3"/>
   </w:num>
-  <w:num w:numId="4" w16cid:durableId="1902642016">
-    <w:abstractNumId w:val="5"/>
+  <w:num w:numId="18" w16cid:durableId="233974693">
+    <w:abstractNumId w:val="20"/>
   </w:num>
-  <w:num w:numId="5" w16cid:durableId="991711626">
-    <w:abstractNumId w:val="9"/>
+  <w:num w:numId="19" w16cid:durableId="1605380501">
+    <w:abstractNumId w:val="17"/>
   </w:num>
-  <w:num w:numId="6" w16cid:durableId="1880777959">
-    <w:abstractNumId w:val="1"/>
+  <w:num w:numId="20" w16cid:durableId="1172797842">
+    <w:abstractNumId w:val="18"/>
   </w:num>
-  <w:num w:numId="7" w16cid:durableId="708382042">
-    <w:abstractNumId w:val="6"/>
+  <w:num w:numId="21" w16cid:durableId="92828869">
+    <w:abstractNumId w:val="10"/>
   </w:num>
-  <w:num w:numId="8" w16cid:durableId="1064639169">
+  <w:num w:numId="22" w16cid:durableId="91048198">
     <w:abstractNumId w:val="7"/>
   </w:num>
-  <w:num w:numId="9" w16cid:durableId="558857333">
-    <w:abstractNumId w:val="10"/>
-  </w:num>
-  <w:num w:numId="10" w16cid:durableId="740177733">
-    <w:abstractNumId w:val="8"/>
-  </w:num>
-  <w:num w:numId="11" w16cid:durableId="152989498">
-    <w:abstractNumId w:val="0"/>
+  <w:num w:numId="23" w16cid:durableId="787511773">
+    <w:abstractNumId w:val="13"/>
   </w:num>
 </w:numbering>
 </file>
@@ -4186,7 +4715,6 @@
   <w:style w:type="character" w:default="1" w:styleId="DefaultParagraphFont">
     <w:name w:val="Default Paragraph Font"/>
     <w:uiPriority w:val="1"/>
-    <w:semiHidden/>
     <w:unhideWhenUsed/>
   </w:style>
   <w:style w:type="table" w:default="1" w:styleId="TableNormal">
